--- a/rel250/Syllabus 250 Christ and His Everlasting Gospel (2) (1).docx
+++ b/rel250/Syllabus 250 Christ and His Everlasting Gospel (2) (1).docx
@@ -1,6 +1,6 @@
 
 <file path=word/document.xml><?xml version="1.0" encoding="utf-8"?>
-<w:document xmlns:wpc="http://schemas.microsoft.com/office/word/2010/wordprocessingCanvas" xmlns:cx="http://schemas.microsoft.com/office/drawing/2014/chartex" xmlns:cx1="http://schemas.microsoft.com/office/drawing/2015/9/8/chartex" xmlns:cx2="http://schemas.microsoft.com/office/drawing/2015/10/21/chartex" xmlns:cx3="http://schemas.microsoft.com/office/drawing/2016/5/9/chartex" xmlns:cx4="http://schemas.microsoft.com/office/drawing/2016/5/10/chartex" xmlns:cx5="http://schemas.microsoft.com/office/drawing/2016/5/11/chartex" xmlns:cx6="http://schemas.microsoft.com/office/drawing/2016/5/12/chartex" xmlns:cx7="http://schemas.microsoft.com/office/drawing/2016/5/13/chartex" xmlns:cx8="http://schemas.microsoft.com/office/drawing/2016/5/14/chartex" xmlns:mc="http://schemas.openxmlformats.org/markup-compatibility/2006" xmlns:aink="http://schemas.microsoft.com/office/drawing/2016/ink" xmlns:am3d="http://schemas.microsoft.com/office/drawing/2017/model3d" xmlns:o="urn:schemas-microsoft-com:office:office" xmlns:oel="http://schemas.microsoft.com/office/2019/extlst" xmlns:r="http://schemas.openxmlformats.org/officeDocument/2006/relationships" xmlns:m="http://schemas.openxmlformats.org/officeDocument/2006/math" xmlns:v="urn:schemas-microsoft-com:vml" xmlns:wp14="http://schemas.microsoft.com/office/word/2010/wordprocessingDrawing" xmlns:wp="http://schemas.openxmlformats.org/drawingml/2006/wordprocessingDrawing" xmlns:w10="urn:schemas-microsoft-com:office:word" xmlns:w="http://schemas.openxmlformats.org/wordprocessingml/2006/main" xmlns:w14="http://schemas.microsoft.com/office/word/2010/wordml" xmlns:w15="http://schemas.microsoft.com/office/word/2012/wordml" xmlns:w16cei="http://schemas.microsoft.com/office/word/2026/wordml/cei" xmlns:w16cex="http://schemas.microsoft.com/office/word/2018/wordml/cex" xmlns:w16cid="http://schemas.microsoft.com/office/word/2016/wordml/cid" xmlns:w16="http://schemas.microsoft.com/office/word/2018/wordml" xmlns:w16du="http://schemas.microsoft.com/office/word/2023/wordml/word16du" xmlns:w16sdtdh="http://schemas.microsoft.com/office/word/2020/wordml/sdtdatahash" xmlns:w16sdtfl="http://schemas.microsoft.com/office/word/2024/wordml/sdtformatlock" xmlns:w16se="http://schemas.microsoft.com/office/word/2015/wordml/symex" xmlns:wpg="http://schemas.microsoft.com/office/word/2010/wordprocessingGroup" xmlns:wpi="http://schemas.microsoft.com/office/word/2010/wordprocessingInk" xmlns:wne="http://schemas.microsoft.com/office/word/2006/wordml" xmlns:wps="http://schemas.microsoft.com/office/word/2010/wordprocessingShape" mc:Ignorable="w14 w15 w16se w16cid w16 w16cex w16sdtdh w16sdtfl w16du wp14">
+<w:document xmlns:wpc="http://schemas.microsoft.com/office/word/2010/wordprocessingCanvas" xmlns:cx="http://schemas.microsoft.com/office/drawing/2014/chartex" xmlns:cx1="http://schemas.microsoft.com/office/drawing/2015/9/8/chartex" xmlns:cx2="http://schemas.microsoft.com/office/drawing/2015/10/21/chartex" xmlns:cx3="http://schemas.microsoft.com/office/drawing/2016/5/9/chartex" xmlns:cx4="http://schemas.microsoft.com/office/drawing/2016/5/10/chartex" xmlns:cx5="http://schemas.microsoft.com/office/drawing/2016/5/11/chartex" xmlns:cx6="http://schemas.microsoft.com/office/drawing/2016/5/12/chartex" xmlns:cx7="http://schemas.microsoft.com/office/drawing/2016/5/13/chartex" xmlns:cx8="http://schemas.microsoft.com/office/drawing/2016/5/14/chartex" xmlns:mc="http://schemas.openxmlformats.org/markup-compatibility/2006" xmlns:m="http://schemas.openxmlformats.org/officeDocument/2006/math" xmlns:aink="http://schemas.microsoft.com/office/drawing/2016/ink" xmlns:am3d="http://schemas.microsoft.com/office/drawing/2017/model3d" xmlns:oel="http://schemas.microsoft.com/office/2019/extlst" xmlns:r="http://schemas.openxmlformats.org/officeDocument/2006/relationships" xmlns:wp14="http://schemas.microsoft.com/office/word/2010/wordprocessingDrawing" xmlns:wp="http://schemas.openxmlformats.org/drawingml/2006/wordprocessingDrawing" xmlns:wpg="http://schemas.microsoft.com/office/word/2010/wordprocessingGroup" xmlns:wpi="http://schemas.microsoft.com/office/word/2010/wordprocessingInk" xmlns:wps="http://schemas.microsoft.com/office/word/2010/wordprocessingShape" xmlns:o="urn:schemas-microsoft-com:office:office" xmlns:v="urn:schemas-microsoft-com:vml" xmlns:w10="urn:schemas-microsoft-com:office:word" xmlns:w="http://schemas.openxmlformats.org/wordprocessingml/2006/main" xmlns:w14="http://schemas.microsoft.com/office/word/2010/wordml" xmlns:w15="http://schemas.microsoft.com/office/word/2012/wordml" xmlns:w16cex="http://schemas.microsoft.com/office/word/2018/wordml/cex" xmlns:w16cid="http://schemas.microsoft.com/office/word/2016/wordml/cid" xmlns:w16="http://schemas.microsoft.com/office/word/2018/wordml" xmlns:w16sdtdh="http://schemas.microsoft.com/office/word/2020/wordml/sdtdatahash" xmlns:w16sdtfl="http://schemas.microsoft.com/office/word/2024/wordml/sdtformatlock" xmlns:w16se="http://schemas.microsoft.com/office/word/2015/wordml/symex" xmlns:w16du="http://schemas.microsoft.com/office/word/2023/wordml/word16du" xmlns:wne="http://schemas.microsoft.com/office/word/2006/wordml" mc:Ignorable="w14 w15 w16se w16cid w16 w16cex w16sdtdh w16sdtfl w16du wp14">
   <w:body>
     <w:p>
       <w:pPr>
@@ -668,25 +668,7 @@
           <w:sz w:val="24"/>
           <w:szCs w:val="24"/>
         </w:rPr>
-        <w:t xml:space="preserve">My desire for you is to have a religious experience </w:t>
-      </w:r>
-      <w:proofErr w:type="gramStart"/>
-      <w:r>
-        <w:rPr>
-          <w:rFonts w:ascii="Times New Roman" w:hAnsi="Times New Roman" w:cs="Times New Roman"/>
-          <w:sz w:val="24"/>
-          <w:szCs w:val="24"/>
-        </w:rPr>
-        <w:t>in</w:t>
-      </w:r>
-      <w:proofErr w:type="gramEnd"/>
-      <w:r>
-        <w:rPr>
-          <w:rFonts w:ascii="Times New Roman" w:hAnsi="Times New Roman" w:cs="Times New Roman"/>
-          <w:sz w:val="24"/>
-          <w:szCs w:val="24"/>
-        </w:rPr>
-        <w:t xml:space="preserve"> this course.  A religious life sustained only by course requirements, habitual routine, or social expectations does not constitute full conversion or meaningful worship.  A strong connection to God, Christ, and Their </w:t>
+        <w:t xml:space="preserve">My desire for you is to have a religious experience in this course.  A religious life sustained only by course requirements, habitual routine, or social expectations does not constitute full conversion or meaningful worship.  A strong connection to God, Christ, and Their </w:t>
       </w:r>
       <w:r>
         <w:rPr>
@@ -1038,27 +1020,7 @@
             <w:sz w:val="24"/>
             <w:szCs w:val="24"/>
           </w:rPr>
-          <w:t xml:space="preserve">Joseph Smith Translation - Kindle edition by Lutes, Kenneth and Lyndell, Lutes, Lyndell, Lutes Jr, Kenneth, Lutes Sr, Kenneth. Religion &amp; Spirituality Kindle </w:t>
-        </w:r>
-        <w:proofErr w:type="gramStart"/>
-        <w:r>
-          <w:rPr>
-            <w:rStyle w:val="Hyperlink"/>
-            <w:rFonts w:ascii="Times New Roman" w:hAnsi="Times New Roman" w:cs="Times New Roman"/>
-            <w:sz w:val="24"/>
-            <w:szCs w:val="24"/>
-          </w:rPr>
-          <w:t>eBooks @</w:t>
-        </w:r>
-        <w:proofErr w:type="gramEnd"/>
-        <w:r>
-          <w:rPr>
-            <w:rStyle w:val="Hyperlink"/>
-            <w:rFonts w:ascii="Times New Roman" w:hAnsi="Times New Roman" w:cs="Times New Roman"/>
-            <w:sz w:val="24"/>
-            <w:szCs w:val="24"/>
-          </w:rPr>
-          <w:t xml:space="preserve"> Amazon.com.</w:t>
+          <w:t>Joseph Smith Translation - Kindle edition by Lutes, Kenneth and Lyndell, Lutes, Lyndell, Lutes Jr, Kenneth, Lutes Sr, Kenneth. Religion &amp; Spirituality Kindle eBooks @ Amazon.com.</w:t>
         </w:r>
       </w:hyperlink>
     </w:p>
@@ -5846,7 +5808,43 @@
           <w:szCs w:val="24"/>
         </w:rPr>
         <w:tab/>
-        <w:t>70-72</w:t>
+        <w:t>70-72%</w:t>
+      </w:r>
+      <w:r>
+        <w:rPr>
+          <w:rFonts w:ascii="Times New Roman" w:hAnsi="Times New Roman" w:cs="Times New Roman"/>
+          <w:sz w:val="24"/>
+          <w:szCs w:val="24"/>
+        </w:rPr>
+        <w:tab/>
+      </w:r>
+      <w:r>
+        <w:rPr>
+          <w:rFonts w:ascii="Times New Roman" w:hAnsi="Times New Roman" w:cs="Times New Roman"/>
+          <w:sz w:val="24"/>
+          <w:szCs w:val="24"/>
+        </w:rPr>
+        <w:tab/>
+        <w:t>C-</w:t>
+      </w:r>
+    </w:p>
+    <w:p>
+      <w:pPr>
+        <w:pStyle w:val="NoSpacing"/>
+        <w:ind w:firstLine="720"/>
+        <w:rPr>
+          <w:rFonts w:ascii="Times New Roman" w:hAnsi="Times New Roman" w:cs="Times New Roman"/>
+          <w:sz w:val="24"/>
+          <w:szCs w:val="24"/>
+        </w:rPr>
+      </w:pPr>
+      <w:r>
+        <w:rPr>
+          <w:rFonts w:ascii="Times New Roman" w:hAnsi="Times New Roman" w:cs="Times New Roman"/>
+          <w:sz w:val="24"/>
+          <w:szCs w:val="24"/>
+        </w:rPr>
+        <w:t>87-89%</w:t>
       </w:r>
       <w:proofErr w:type="gramStart"/>
       <w:r>
@@ -5855,24 +5853,16 @@
           <w:sz w:val="24"/>
           <w:szCs w:val="24"/>
         </w:rPr>
-        <w:t>%</w:t>
-      </w:r>
-      <w:r>
-        <w:rPr>
-          <w:rFonts w:ascii="Times New Roman" w:hAnsi="Times New Roman" w:cs="Times New Roman"/>
-          <w:sz w:val="24"/>
-          <w:szCs w:val="24"/>
-        </w:rPr>
-        <w:tab/>
-      </w:r>
-      <w:r>
-        <w:rPr>
-          <w:rFonts w:ascii="Times New Roman" w:hAnsi="Times New Roman" w:cs="Times New Roman"/>
-          <w:sz w:val="24"/>
-          <w:szCs w:val="24"/>
-        </w:rPr>
-        <w:tab/>
-        <w:t>C</w:t>
+        <w:tab/>
+        <w:t xml:space="preserve">  </w:t>
+      </w:r>
+      <w:r>
+        <w:rPr>
+          <w:rFonts w:ascii="Times New Roman" w:hAnsi="Times New Roman" w:cs="Times New Roman"/>
+          <w:sz w:val="24"/>
+          <w:szCs w:val="24"/>
+        </w:rPr>
+        <w:tab/>
       </w:r>
       <w:proofErr w:type="gramEnd"/>
       <w:r>
@@ -5881,7 +5871,49 @@
           <w:sz w:val="24"/>
           <w:szCs w:val="24"/>
         </w:rPr>
-        <w:t>-</w:t>
+        <w:t>B+</w:t>
+      </w:r>
+      <w:r>
+        <w:rPr>
+          <w:rFonts w:ascii="Times New Roman" w:hAnsi="Times New Roman" w:cs="Times New Roman"/>
+          <w:sz w:val="24"/>
+          <w:szCs w:val="24"/>
+        </w:rPr>
+        <w:tab/>
+      </w:r>
+      <w:r>
+        <w:rPr>
+          <w:rFonts w:ascii="Times New Roman" w:hAnsi="Times New Roman" w:cs="Times New Roman"/>
+          <w:sz w:val="24"/>
+          <w:szCs w:val="24"/>
+        </w:rPr>
+        <w:tab/>
+      </w:r>
+      <w:r>
+        <w:rPr>
+          <w:rFonts w:ascii="Times New Roman" w:hAnsi="Times New Roman" w:cs="Times New Roman"/>
+          <w:sz w:val="24"/>
+          <w:szCs w:val="24"/>
+        </w:rPr>
+        <w:tab/>
+        <w:t>67-69%</w:t>
+      </w:r>
+      <w:r>
+        <w:rPr>
+          <w:rFonts w:ascii="Times New Roman" w:hAnsi="Times New Roman" w:cs="Times New Roman"/>
+          <w:sz w:val="24"/>
+          <w:szCs w:val="24"/>
+        </w:rPr>
+        <w:tab/>
+      </w:r>
+      <w:r>
+        <w:rPr>
+          <w:rFonts w:ascii="Times New Roman" w:hAnsi="Times New Roman" w:cs="Times New Roman"/>
+          <w:sz w:val="24"/>
+          <w:szCs w:val="24"/>
+        </w:rPr>
+        <w:tab/>
+        <w:t>D+</w:t>
       </w:r>
     </w:p>
     <w:p>
@@ -5900,7 +5932,7 @@
           <w:sz w:val="24"/>
           <w:szCs w:val="24"/>
         </w:rPr>
-        <w:t>87-89%</w:t>
+        <w:t>83-86%</w:t>
       </w:r>
       <w:proofErr w:type="gramStart"/>
       <w:r>
@@ -5927,41 +5959,32 @@
           <w:sz w:val="24"/>
           <w:szCs w:val="24"/>
         </w:rPr>
-        <w:t>B+</w:t>
-      </w:r>
-      <w:r>
-        <w:rPr>
-          <w:rFonts w:ascii="Times New Roman" w:hAnsi="Times New Roman" w:cs="Times New Roman"/>
-          <w:sz w:val="24"/>
-          <w:szCs w:val="24"/>
-        </w:rPr>
-        <w:tab/>
-      </w:r>
-      <w:r>
-        <w:rPr>
-          <w:rFonts w:ascii="Times New Roman" w:hAnsi="Times New Roman" w:cs="Times New Roman"/>
-          <w:sz w:val="24"/>
-          <w:szCs w:val="24"/>
-        </w:rPr>
-        <w:tab/>
-      </w:r>
-      <w:r>
-        <w:rPr>
-          <w:rFonts w:ascii="Times New Roman" w:hAnsi="Times New Roman" w:cs="Times New Roman"/>
-          <w:sz w:val="24"/>
-          <w:szCs w:val="24"/>
-        </w:rPr>
-        <w:tab/>
-        <w:t>67-69</w:t>
-      </w:r>
-      <w:proofErr w:type="gramStart"/>
-      <w:r>
-        <w:rPr>
-          <w:rFonts w:ascii="Times New Roman" w:hAnsi="Times New Roman" w:cs="Times New Roman"/>
-          <w:sz w:val="24"/>
-          <w:szCs w:val="24"/>
-        </w:rPr>
-        <w:t>%</w:t>
+        <w:t>B</w:t>
+      </w:r>
+      <w:r>
+        <w:rPr>
+          <w:rFonts w:ascii="Times New Roman" w:hAnsi="Times New Roman" w:cs="Times New Roman"/>
+          <w:sz w:val="24"/>
+          <w:szCs w:val="24"/>
+        </w:rPr>
+        <w:tab/>
+      </w:r>
+      <w:r>
+        <w:rPr>
+          <w:rFonts w:ascii="Times New Roman" w:hAnsi="Times New Roman" w:cs="Times New Roman"/>
+          <w:sz w:val="24"/>
+          <w:szCs w:val="24"/>
+        </w:rPr>
+        <w:tab/>
+      </w:r>
+      <w:r>
+        <w:rPr>
+          <w:rFonts w:ascii="Times New Roman" w:hAnsi="Times New Roman" w:cs="Times New Roman"/>
+          <w:sz w:val="24"/>
+          <w:szCs w:val="24"/>
+        </w:rPr>
+        <w:tab/>
+        <w:t>63-68%</w:t>
       </w:r>
       <w:r>
         <w:rPr>
@@ -5980,15 +6003,6 @@
         <w:tab/>
         <w:t>D</w:t>
       </w:r>
-      <w:proofErr w:type="gramEnd"/>
-      <w:r>
-        <w:rPr>
-          <w:rFonts w:ascii="Times New Roman" w:hAnsi="Times New Roman" w:cs="Times New Roman"/>
-          <w:sz w:val="24"/>
-          <w:szCs w:val="24"/>
-        </w:rPr>
-        <w:t>+</w:t>
-      </w:r>
     </w:p>
     <w:p>
       <w:pPr>
@@ -6006,87 +6020,67 @@
           <w:sz w:val="24"/>
           <w:szCs w:val="24"/>
         </w:rPr>
-        <w:t>83-86%</w:t>
-      </w:r>
-      <w:proofErr w:type="gramStart"/>
-      <w:r>
-        <w:rPr>
-          <w:rFonts w:ascii="Times New Roman" w:hAnsi="Times New Roman" w:cs="Times New Roman"/>
-          <w:sz w:val="24"/>
-          <w:szCs w:val="24"/>
-        </w:rPr>
-        <w:tab/>
-        <w:t xml:space="preserve">  </w:t>
-      </w:r>
-      <w:r>
-        <w:rPr>
-          <w:rFonts w:ascii="Times New Roman" w:hAnsi="Times New Roman" w:cs="Times New Roman"/>
-          <w:sz w:val="24"/>
-          <w:szCs w:val="24"/>
-        </w:rPr>
-        <w:tab/>
-      </w:r>
-      <w:proofErr w:type="gramEnd"/>
-      <w:r>
-        <w:rPr>
-          <w:rFonts w:ascii="Times New Roman" w:hAnsi="Times New Roman" w:cs="Times New Roman"/>
-          <w:sz w:val="24"/>
-          <w:szCs w:val="24"/>
-        </w:rPr>
-        <w:t>B</w:t>
-      </w:r>
-      <w:r>
-        <w:rPr>
-          <w:rFonts w:ascii="Times New Roman" w:hAnsi="Times New Roman" w:cs="Times New Roman"/>
-          <w:sz w:val="24"/>
-          <w:szCs w:val="24"/>
-        </w:rPr>
-        <w:tab/>
-      </w:r>
-      <w:r>
-        <w:rPr>
-          <w:rFonts w:ascii="Times New Roman" w:hAnsi="Times New Roman" w:cs="Times New Roman"/>
-          <w:sz w:val="24"/>
-          <w:szCs w:val="24"/>
-        </w:rPr>
-        <w:tab/>
-      </w:r>
-      <w:r>
-        <w:rPr>
-          <w:rFonts w:ascii="Times New Roman" w:hAnsi="Times New Roman" w:cs="Times New Roman"/>
-          <w:sz w:val="24"/>
-          <w:szCs w:val="24"/>
-        </w:rPr>
-        <w:tab/>
-        <w:t>63-68</w:t>
-      </w:r>
-      <w:proofErr w:type="gramStart"/>
-      <w:r>
-        <w:rPr>
-          <w:rFonts w:ascii="Times New Roman" w:hAnsi="Times New Roman" w:cs="Times New Roman"/>
-          <w:sz w:val="24"/>
-          <w:szCs w:val="24"/>
-        </w:rPr>
-        <w:t>%</w:t>
-      </w:r>
-      <w:r>
-        <w:rPr>
-          <w:rFonts w:ascii="Times New Roman" w:hAnsi="Times New Roman" w:cs="Times New Roman"/>
-          <w:sz w:val="24"/>
-          <w:szCs w:val="24"/>
-        </w:rPr>
-        <w:tab/>
-      </w:r>
-      <w:r>
-        <w:rPr>
-          <w:rFonts w:ascii="Times New Roman" w:hAnsi="Times New Roman" w:cs="Times New Roman"/>
-          <w:sz w:val="24"/>
-          <w:szCs w:val="24"/>
-        </w:rPr>
-        <w:tab/>
-        <w:t>D</w:t>
-      </w:r>
-      <w:proofErr w:type="gramEnd"/>
+        <w:t>80-82%</w:t>
+      </w:r>
+      <w:r>
+        <w:rPr>
+          <w:rFonts w:ascii="Times New Roman" w:hAnsi="Times New Roman" w:cs="Times New Roman"/>
+          <w:sz w:val="24"/>
+          <w:szCs w:val="24"/>
+        </w:rPr>
+        <w:tab/>
+      </w:r>
+      <w:r>
+        <w:rPr>
+          <w:rFonts w:ascii="Times New Roman" w:hAnsi="Times New Roman" w:cs="Times New Roman"/>
+          <w:sz w:val="24"/>
+          <w:szCs w:val="24"/>
+        </w:rPr>
+        <w:tab/>
+        <w:t>B-</w:t>
+      </w:r>
+      <w:r>
+        <w:rPr>
+          <w:rFonts w:ascii="Times New Roman" w:hAnsi="Times New Roman" w:cs="Times New Roman"/>
+          <w:sz w:val="24"/>
+          <w:szCs w:val="24"/>
+        </w:rPr>
+        <w:tab/>
+      </w:r>
+      <w:r>
+        <w:rPr>
+          <w:rFonts w:ascii="Times New Roman" w:hAnsi="Times New Roman" w:cs="Times New Roman"/>
+          <w:sz w:val="24"/>
+          <w:szCs w:val="24"/>
+        </w:rPr>
+        <w:tab/>
+      </w:r>
+      <w:r>
+        <w:rPr>
+          <w:rFonts w:ascii="Times New Roman" w:hAnsi="Times New Roman" w:cs="Times New Roman"/>
+          <w:sz w:val="24"/>
+          <w:szCs w:val="24"/>
+        </w:rPr>
+        <w:tab/>
+        <w:t>60-62%</w:t>
+      </w:r>
+      <w:r>
+        <w:rPr>
+          <w:rFonts w:ascii="Times New Roman" w:hAnsi="Times New Roman" w:cs="Times New Roman"/>
+          <w:sz w:val="24"/>
+          <w:szCs w:val="24"/>
+        </w:rPr>
+        <w:tab/>
+      </w:r>
+      <w:r>
+        <w:rPr>
+          <w:rFonts w:ascii="Times New Roman" w:hAnsi="Times New Roman" w:cs="Times New Roman"/>
+          <w:sz w:val="24"/>
+          <w:szCs w:val="24"/>
+        </w:rPr>
+        <w:tab/>
+        <w:t>D-</w:t>
+      </w:r>
     </w:p>
     <w:p>
       <w:pPr>
@@ -6104,155 +6098,24 @@
           <w:sz w:val="24"/>
           <w:szCs w:val="24"/>
         </w:rPr>
-        <w:t>80-82</w:t>
-      </w:r>
-      <w:proofErr w:type="gramStart"/>
-      <w:r>
-        <w:rPr>
-          <w:rFonts w:ascii="Times New Roman" w:hAnsi="Times New Roman" w:cs="Times New Roman"/>
-          <w:sz w:val="24"/>
-          <w:szCs w:val="24"/>
-        </w:rPr>
-        <w:t>%</w:t>
-      </w:r>
-      <w:r>
-        <w:rPr>
-          <w:rFonts w:ascii="Times New Roman" w:hAnsi="Times New Roman" w:cs="Times New Roman"/>
-          <w:sz w:val="24"/>
-          <w:szCs w:val="24"/>
-        </w:rPr>
-        <w:tab/>
-      </w:r>
-      <w:r>
-        <w:rPr>
-          <w:rFonts w:ascii="Times New Roman" w:hAnsi="Times New Roman" w:cs="Times New Roman"/>
-          <w:sz w:val="24"/>
-          <w:szCs w:val="24"/>
-        </w:rPr>
-        <w:tab/>
-        <w:t>B-</w:t>
-      </w:r>
-      <w:r>
-        <w:rPr>
-          <w:rFonts w:ascii="Times New Roman" w:hAnsi="Times New Roman" w:cs="Times New Roman"/>
-          <w:sz w:val="24"/>
-          <w:szCs w:val="24"/>
-        </w:rPr>
-        <w:tab/>
-      </w:r>
-      <w:r>
-        <w:rPr>
-          <w:rFonts w:ascii="Times New Roman" w:hAnsi="Times New Roman" w:cs="Times New Roman"/>
-          <w:sz w:val="24"/>
-          <w:szCs w:val="24"/>
-        </w:rPr>
-        <w:tab/>
-      </w:r>
-      <w:r>
-        <w:rPr>
-          <w:rFonts w:ascii="Times New Roman" w:hAnsi="Times New Roman" w:cs="Times New Roman"/>
-          <w:sz w:val="24"/>
-          <w:szCs w:val="24"/>
-        </w:rPr>
-        <w:tab/>
-      </w:r>
-      <w:proofErr w:type="gramEnd"/>
-      <w:r>
-        <w:rPr>
-          <w:rFonts w:ascii="Times New Roman" w:hAnsi="Times New Roman" w:cs="Times New Roman"/>
-          <w:sz w:val="24"/>
-          <w:szCs w:val="24"/>
-        </w:rPr>
-        <w:t>60-62</w:t>
-      </w:r>
-      <w:proofErr w:type="gramStart"/>
-      <w:r>
-        <w:rPr>
-          <w:rFonts w:ascii="Times New Roman" w:hAnsi="Times New Roman" w:cs="Times New Roman"/>
-          <w:sz w:val="24"/>
-          <w:szCs w:val="24"/>
-        </w:rPr>
-        <w:t>%</w:t>
-      </w:r>
-      <w:r>
-        <w:rPr>
-          <w:rFonts w:ascii="Times New Roman" w:hAnsi="Times New Roman" w:cs="Times New Roman"/>
-          <w:sz w:val="24"/>
-          <w:szCs w:val="24"/>
-        </w:rPr>
-        <w:tab/>
-      </w:r>
-      <w:r>
-        <w:rPr>
-          <w:rFonts w:ascii="Times New Roman" w:hAnsi="Times New Roman" w:cs="Times New Roman"/>
-          <w:sz w:val="24"/>
-          <w:szCs w:val="24"/>
-        </w:rPr>
-        <w:tab/>
-        <w:t>D</w:t>
-      </w:r>
-      <w:proofErr w:type="gramEnd"/>
-      <w:r>
-        <w:rPr>
-          <w:rFonts w:ascii="Times New Roman" w:hAnsi="Times New Roman" w:cs="Times New Roman"/>
-          <w:sz w:val="24"/>
-          <w:szCs w:val="24"/>
-        </w:rPr>
-        <w:t>-</w:t>
-      </w:r>
-    </w:p>
-    <w:p>
-      <w:pPr>
-        <w:pStyle w:val="NoSpacing"/>
-        <w:ind w:firstLine="720"/>
-        <w:rPr>
-          <w:rFonts w:ascii="Times New Roman" w:hAnsi="Times New Roman" w:cs="Times New Roman"/>
-          <w:sz w:val="24"/>
-          <w:szCs w:val="24"/>
-        </w:rPr>
-      </w:pPr>
-      <w:r>
-        <w:rPr>
-          <w:rFonts w:ascii="Times New Roman" w:hAnsi="Times New Roman" w:cs="Times New Roman"/>
-          <w:sz w:val="24"/>
-          <w:szCs w:val="24"/>
-        </w:rPr>
-        <w:t>77-79</w:t>
-      </w:r>
-      <w:proofErr w:type="gramStart"/>
-      <w:r>
-        <w:rPr>
-          <w:rFonts w:ascii="Times New Roman" w:hAnsi="Times New Roman" w:cs="Times New Roman"/>
-          <w:sz w:val="24"/>
-          <w:szCs w:val="24"/>
-        </w:rPr>
-        <w:t>%</w:t>
-      </w:r>
-      <w:r>
-        <w:rPr>
-          <w:rFonts w:ascii="Times New Roman" w:hAnsi="Times New Roman" w:cs="Times New Roman"/>
-          <w:sz w:val="24"/>
-          <w:szCs w:val="24"/>
-        </w:rPr>
-        <w:tab/>
-      </w:r>
-      <w:r>
-        <w:rPr>
-          <w:rFonts w:ascii="Times New Roman" w:hAnsi="Times New Roman" w:cs="Times New Roman"/>
-          <w:sz w:val="24"/>
-          <w:szCs w:val="24"/>
-        </w:rPr>
-        <w:tab/>
-        <w:t>C</w:t>
-      </w:r>
-      <w:proofErr w:type="gramEnd"/>
-      <w:r>
-        <w:rPr>
-          <w:rFonts w:ascii="Times New Roman" w:hAnsi="Times New Roman" w:cs="Times New Roman"/>
-          <w:sz w:val="24"/>
-          <w:szCs w:val="24"/>
-        </w:rPr>
-        <w:t>+</w:t>
+        <w:t>77-79%</w:t>
+      </w:r>
+      <w:r>
+        <w:rPr>
+          <w:rFonts w:ascii="Times New Roman" w:hAnsi="Times New Roman" w:cs="Times New Roman"/>
+          <w:sz w:val="24"/>
+          <w:szCs w:val="24"/>
+        </w:rPr>
+        <w:tab/>
+      </w:r>
+      <w:r>
+        <w:rPr>
+          <w:rFonts w:ascii="Times New Roman" w:hAnsi="Times New Roman" w:cs="Times New Roman"/>
+          <w:sz w:val="24"/>
+          <w:szCs w:val="24"/>
+        </w:rPr>
+        <w:tab/>
+        <w:t>C+</w:t>
       </w:r>
     </w:p>
     <w:p>
@@ -7894,7 +7757,6 @@
           <w:szCs w:val="24"/>
         </w:rPr>
       </w:pPr>
-      <w:proofErr w:type="gramStart"/>
       <w:r>
         <w:rPr>
           <w:rFonts w:ascii="Times New Roman" w:hAnsi="Times New Roman" w:cs="Times New Roman"/>
@@ -7913,18 +7775,7 @@
           <w:sz w:val="24"/>
           <w:szCs w:val="24"/>
         </w:rPr>
-        <w:t>ates</w:t>
-      </w:r>
-      <w:proofErr w:type="gramEnd"/>
-      <w:r>
-        <w:rPr>
-          <w:rFonts w:ascii="Times New Roman" w:hAnsi="Times New Roman" w:cs="Times New Roman"/>
-          <w:b/>
-          <w:bCs/>
-          <w:sz w:val="24"/>
-          <w:szCs w:val="24"/>
-        </w:rPr>
-        <w:t xml:space="preserve"> </w:t>
+        <w:t xml:space="preserve">ates </w:t>
       </w:r>
       <w:r>
         <w:rPr>
@@ -9008,25 +8859,7 @@
           <w:sz w:val="24"/>
           <w:szCs w:val="24"/>
         </w:rPr>
-        <w:t xml:space="preserve">, November 2011, 6).  Stephen R. Covey said, “Memorize some of the scriptures.  It’s like </w:t>
-      </w:r>
-      <w:proofErr w:type="gramStart"/>
-      <w:r>
-        <w:rPr>
-          <w:rFonts w:ascii="Times New Roman" w:hAnsi="Times New Roman" w:cs="Times New Roman"/>
-          <w:sz w:val="24"/>
-          <w:szCs w:val="24"/>
-        </w:rPr>
-        <w:t>programing</w:t>
-      </w:r>
-      <w:proofErr w:type="gramEnd"/>
-      <w:r>
-        <w:rPr>
-          <w:rFonts w:ascii="Times New Roman" w:hAnsi="Times New Roman" w:cs="Times New Roman"/>
-          <w:sz w:val="24"/>
-          <w:szCs w:val="24"/>
-        </w:rPr>
-        <w:t xml:space="preserve"> a computer.  Get them into your heart . . .  [and] the Holy Ghost will bring them to your remembrance” (“An Educated Conscience,” BYU Devotional, May 1975).  </w:t>
+        <w:t xml:space="preserve">, November 2011, 6).  Stephen R. Covey said, “Memorize some of the scriptures.  It’s like programing a computer.  Get them into your heart . . .  [and] the Holy Ghost will bring them to your remembrance” (“An Educated Conscience,” BYU Devotional, May 1975).  </w:t>
       </w:r>
       <w:r>
         <w:rPr>
@@ -9319,25 +9152,7 @@
           <w:szCs w:val="24"/>
         </w:rPr>
         <w:tab/>
-        <w:t xml:space="preserve">If you choose </w:t>
-      </w:r>
-      <w:proofErr w:type="gramStart"/>
-      <w:r>
-        <w:rPr>
-          <w:rFonts w:ascii="Times New Roman" w:hAnsi="Times New Roman" w:cs="Times New Roman"/>
-          <w:sz w:val="24"/>
-          <w:szCs w:val="24"/>
-        </w:rPr>
-        <w:t>to not</w:t>
-      </w:r>
-      <w:proofErr w:type="gramEnd"/>
-      <w:r>
-        <w:rPr>
-          <w:rFonts w:ascii="Times New Roman" w:hAnsi="Times New Roman" w:cs="Times New Roman"/>
-          <w:sz w:val="24"/>
-          <w:szCs w:val="24"/>
-        </w:rPr>
-        <w:t xml:space="preserve"> do these scriptures, select </w:t>
+        <w:t xml:space="preserve">If you choose to not do these scriptures, select </w:t>
       </w:r>
       <w:r>
         <w:rPr>
@@ -10542,23 +10357,13 @@
         </w:rPr>
         <w:t xml:space="preserve">Include </w:t>
       </w:r>
-      <w:proofErr w:type="gramStart"/>
-      <w:r>
-        <w:rPr>
-          <w:rFonts w:ascii="Times New Roman" w:hAnsi="Times New Roman" w:cs="Times New Roman"/>
-          <w:sz w:val="24"/>
-          <w:szCs w:val="24"/>
-        </w:rPr>
-        <w:t>the photos</w:t>
-      </w:r>
-      <w:proofErr w:type="gramEnd"/>
-      <w:r>
-        <w:rPr>
-          <w:rFonts w:ascii="Times New Roman" w:hAnsi="Times New Roman" w:cs="Times New Roman"/>
-          <w:sz w:val="24"/>
-          <w:szCs w:val="24"/>
-        </w:rPr>
-        <w:t xml:space="preserve"> or screen shots on a 7</w:t>
+      <w:r>
+        <w:rPr>
+          <w:rFonts w:ascii="Times New Roman" w:hAnsi="Times New Roman" w:cs="Times New Roman"/>
+          <w:sz w:val="24"/>
+          <w:szCs w:val="24"/>
+        </w:rPr>
+        <w:t>the photos or screen shots on a 7</w:t>
       </w:r>
       <w:r>
         <w:rPr>
@@ -13182,25 +12987,7 @@
           <w:sz w:val="24"/>
           <w:szCs w:val="24"/>
         </w:rPr>
-        <w:t>. You do not need to read along with lectures.  Share what you learn with friends, family</w:t>
-      </w:r>
-      <w:proofErr w:type="gramStart"/>
-      <w:r>
-        <w:rPr>
-          <w:rFonts w:ascii="Times New Roman" w:hAnsi="Times New Roman" w:cs="Times New Roman"/>
-          <w:sz w:val="24"/>
-          <w:szCs w:val="24"/>
-        </w:rPr>
-        <w:t>, ward</w:t>
-      </w:r>
-      <w:proofErr w:type="gramEnd"/>
-      <w:r>
-        <w:rPr>
-          <w:rFonts w:ascii="Times New Roman" w:hAnsi="Times New Roman" w:cs="Times New Roman"/>
-          <w:sz w:val="24"/>
-          <w:szCs w:val="24"/>
-        </w:rPr>
-        <w:t xml:space="preserve"> members in person or via social media.  The more you share what you learn with others, the better you retain it.  You will report your performance in </w:t>
+        <w:t xml:space="preserve">. You do not need to read along with lectures.  Share what you learn with friends, family, ward members in person or via social media.  The more you share what you learn with others, the better you retain it.  You will report your performance in </w:t>
       </w:r>
       <w:r>
         <w:rPr>
@@ -14149,25 +13936,7 @@
           <w:sz w:val="24"/>
           <w:szCs w:val="24"/>
         </w:rPr>
-        <w:t xml:space="preserve"> questions typically receive </w:t>
-      </w:r>
-      <w:proofErr w:type="gramStart"/>
-      <w:r>
-        <w:rPr>
-          <w:rFonts w:ascii="Times New Roman" w:hAnsi="Times New Roman" w:cs="Times New Roman"/>
-          <w:sz w:val="24"/>
-          <w:szCs w:val="24"/>
-        </w:rPr>
-        <w:t>a half</w:t>
-      </w:r>
-      <w:proofErr w:type="gramEnd"/>
-      <w:r>
-        <w:rPr>
-          <w:rFonts w:ascii="Times New Roman" w:hAnsi="Times New Roman" w:cs="Times New Roman"/>
-          <w:sz w:val="24"/>
-          <w:szCs w:val="24"/>
-        </w:rPr>
-        <w:t xml:space="preserve"> point, thus 20 questions equal ten points (the maximum possible credit).  </w:t>
+        <w:t xml:space="preserve"> questions typically receive a half point, thus 20 questions equal ten points (the maximum possible credit).  </w:t>
       </w:r>
     </w:p>
     <w:p>
@@ -14400,13 +14169,15 @@
           <w:rFonts w:ascii="Times New Roman" w:hAnsi="Times New Roman" w:cs="Times New Roman"/>
           <w:sz w:val="24"/>
           <w:szCs w:val="24"/>
-        </w:rPr>
-      </w:pPr>
-      <w:r>
-        <w:rPr>
-          <w:rFonts w:ascii="Times New Roman" w:hAnsi="Times New Roman" w:cs="Times New Roman"/>
-          <w:sz w:val="24"/>
-          <w:szCs w:val="24"/>
+          <w:lang w:val="es-US"/>
+        </w:rPr>
+      </w:pPr>
+      <w:r>
+        <w:rPr>
+          <w:rFonts w:ascii="Times New Roman" w:hAnsi="Times New Roman" w:cs="Times New Roman"/>
+          <w:sz w:val="24"/>
+          <w:szCs w:val="24"/>
+          <w:lang w:val="es-US"/>
         </w:rPr>
         <w:t>Provo, UT 84602</w:t>
       </w:r>
@@ -14419,13 +14190,15 @@
           <w:rFonts w:ascii="Times New Roman" w:hAnsi="Times New Roman" w:cs="Times New Roman"/>
           <w:sz w:val="24"/>
           <w:szCs w:val="24"/>
-        </w:rPr>
-      </w:pPr>
-      <w:r>
-        <w:rPr>
-          <w:rFonts w:ascii="Times New Roman" w:hAnsi="Times New Roman" w:cs="Times New Roman"/>
-          <w:sz w:val="24"/>
-          <w:szCs w:val="24"/>
+          <w:lang w:val="es-US"/>
+        </w:rPr>
+      </w:pPr>
+      <w:r>
+        <w:rPr>
+          <w:rFonts w:ascii="Times New Roman" w:hAnsi="Times New Roman" w:cs="Times New Roman"/>
+          <w:sz w:val="24"/>
+          <w:szCs w:val="24"/>
+          <w:lang w:val="es-US"/>
         </w:rPr>
         <w:t>801-422-4358</w:t>
       </w:r>
@@ -14438,6 +14211,7 @@
           <w:rFonts w:ascii="Times New Roman" w:hAnsi="Times New Roman" w:cs="Times New Roman"/>
           <w:sz w:val="24"/>
           <w:szCs w:val="24"/>
+          <w:lang w:val="es-US"/>
         </w:rPr>
       </w:pPr>
     </w:p>
@@ -14449,6 +14223,7 @@
           <w:rFonts w:ascii="Times New Roman" w:hAnsi="Times New Roman" w:cs="Times New Roman"/>
           <w:sz w:val="24"/>
           <w:szCs w:val="24"/>
+          <w:lang w:val="es-US"/>
         </w:rPr>
       </w:pPr>
       <w:hyperlink r:id="rId27" w:history="1">
@@ -14459,6 +14234,7 @@
             <w:color w:val="auto"/>
             <w:sz w:val="24"/>
             <w:szCs w:val="24"/>
+            <w:lang w:val="es-US"/>
           </w:rPr>
           <w:t>Brad_Wilcox@byu.edu</w:t>
         </w:r>
@@ -14471,6 +14247,7 @@
           <w:rFonts w:ascii="Times New Roman" w:hAnsi="Times New Roman" w:cs="Times New Roman"/>
           <w:sz w:val="24"/>
           <w:szCs w:val="24"/>
+          <w:lang w:val="es-US"/>
         </w:rPr>
       </w:pPr>
     </w:p>
@@ -14572,6 +14349,7 @@
           <w:rFonts w:ascii="Times New Roman" w:hAnsi="Times New Roman" w:cs="Times New Roman"/>
           <w:sz w:val="24"/>
           <w:szCs w:val="24"/>
+          <w:lang w:val="es-US"/>
         </w:rPr>
       </w:pPr>
       <w:proofErr w:type="spellStart"/>
@@ -14580,6 +14358,7 @@
           <w:rFonts w:ascii="Times New Roman" w:hAnsi="Times New Roman" w:cs="Times New Roman"/>
           <w:sz w:val="24"/>
           <w:szCs w:val="24"/>
+          <w:lang w:val="es-US"/>
         </w:rPr>
         <w:t>Anbnaleese</w:t>
       </w:r>
@@ -14589,19 +14368,10 @@
           <w:rFonts w:ascii="Times New Roman" w:hAnsi="Times New Roman" w:cs="Times New Roman"/>
           <w:sz w:val="24"/>
           <w:szCs w:val="24"/>
-        </w:rPr>
-        <w:t xml:space="preserve"> </w:t>
-      </w:r>
-      <w:proofErr w:type="spellStart"/>
-      <w:r>
-        <w:rPr>
-          <w:rFonts w:ascii="Times New Roman" w:hAnsi="Times New Roman" w:cs="Times New Roman"/>
-          <w:sz w:val="24"/>
-          <w:szCs w:val="24"/>
-        </w:rPr>
-        <w:t>Forscutt</w:t>
-      </w:r>
-      <w:proofErr w:type="spellEnd"/>
+          <w:lang w:val="es-US"/>
+        </w:rPr>
+        <w:t xml:space="preserve"> Forscutt</w:t>
+      </w:r>
     </w:p>
     <w:p>
       <w:pPr>
@@ -14611,6 +14381,7 @@
           <w:rFonts w:ascii="Times New Roman" w:hAnsi="Times New Roman" w:cs="Times New Roman"/>
           <w:sz w:val="24"/>
           <w:szCs w:val="24"/>
+          <w:lang w:val="es-US"/>
         </w:rPr>
       </w:pPr>
       <w:hyperlink r:id="rId29" w:history="1">
@@ -14620,6 +14391,7 @@
             <w:rFonts w:ascii="Times New Roman" w:hAnsi="Times New Roman" w:cs="Times New Roman"/>
             <w:sz w:val="24"/>
             <w:szCs w:val="24"/>
+            <w:lang w:val="es-US"/>
           </w:rPr>
           <w:t>aforscut@student.byu.edu</w:t>
         </w:r>
@@ -16745,23 +16517,7 @@
           <w:bCs/>
         </w:rPr>
         <w:tab/>
-        <w:t xml:space="preserve">How could swaddling clothes be a sign of </w:t>
-      </w:r>
-      <w:proofErr w:type="gramStart"/>
-      <w:r>
-        <w:rPr>
-          <w:rFonts w:ascii="Times New Roman" w:hAnsi="Times New Roman" w:cs="Times New Roman"/>
-          <w:bCs/>
-        </w:rPr>
-        <w:t>the Savior</w:t>
-      </w:r>
-      <w:proofErr w:type="gramEnd"/>
-      <w:r>
-        <w:rPr>
-          <w:rFonts w:ascii="Times New Roman" w:hAnsi="Times New Roman" w:cs="Times New Roman"/>
-          <w:bCs/>
-        </w:rPr>
-        <w:t xml:space="preserve"> if most babies were swaddled?</w:t>
+        <w:t>How could swaddling clothes be a sign of the Savior if most babies were swaddled?</w:t>
       </w:r>
     </w:p>
     <w:p>
@@ -17476,22 +17232,7 @@
           <w:bCs/>
         </w:rPr>
         <w:tab/>
-      </w:r>
-      <w:proofErr w:type="gramStart"/>
-      <w:r>
-        <w:rPr>
-          <w:rFonts w:ascii="Times New Roman" w:hAnsi="Times New Roman" w:cs="Times New Roman"/>
-          <w:bCs/>
-        </w:rPr>
-        <w:t>Love</w:t>
-      </w:r>
-      <w:proofErr w:type="gramEnd"/>
-      <w:r>
-        <w:rPr>
-          <w:rFonts w:ascii="Times New Roman" w:hAnsi="Times New Roman" w:cs="Times New Roman"/>
-          <w:bCs/>
-        </w:rPr>
-        <w:t xml:space="preserve"> your enemy</w:t>
+        <w:t>Love your enemy</w:t>
       </w:r>
     </w:p>
     <w:p>
@@ -18020,37 +17761,12 @@
           <w:bCs/>
         </w:rPr>
       </w:pPr>
-      <w:proofErr w:type="gramStart"/>
-      <w:r>
-        <w:rPr>
-          <w:rFonts w:ascii="Times New Roman" w:hAnsi="Times New Roman" w:cs="Times New Roman"/>
-          <w:bCs/>
-        </w:rPr>
-        <w:t>would</w:t>
-      </w:r>
-      <w:proofErr w:type="gramEnd"/>
-      <w:r>
-        <w:rPr>
-          <w:rFonts w:ascii="Times New Roman" w:hAnsi="Times New Roman" w:cs="Times New Roman"/>
-          <w:bCs/>
-        </w:rPr>
-        <w:t xml:space="preserve"> later </w:t>
-      </w:r>
-      <w:proofErr w:type="gramStart"/>
-      <w:r>
-        <w:rPr>
-          <w:rFonts w:ascii="Times New Roman" w:hAnsi="Times New Roman" w:cs="Times New Roman"/>
-          <w:bCs/>
-        </w:rPr>
-        <w:t>use</w:t>
-      </w:r>
-      <w:proofErr w:type="gramEnd"/>
-      <w:r>
-        <w:rPr>
-          <w:rFonts w:ascii="Times New Roman" w:hAnsi="Times New Roman" w:cs="Times New Roman"/>
-          <w:bCs/>
-        </w:rPr>
-        <w:t xml:space="preserve"> against Him?</w:t>
+      <w:r>
+        <w:rPr>
+          <w:rFonts w:ascii="Times New Roman" w:hAnsi="Times New Roman" w:cs="Times New Roman"/>
+          <w:bCs/>
+        </w:rPr>
+        <w:t>would later use against Him?</w:t>
       </w:r>
     </w:p>
     <w:p>
@@ -19307,6 +19023,22 @@
         <w:rPr>
           <w:rFonts w:ascii="Times New Roman" w:hAnsi="Times New Roman" w:cs="Times New Roman"/>
         </w:rPr>
+        <w:tab/>
+        <w:t>Christ is the way to answer your questions and resolve doubts, the book of Mormon is a witness to everyone everywhere</w:t>
+      </w:r>
+    </w:p>
+    <w:p>
+      <w:pPr>
+        <w:pStyle w:val="NoSpacing"/>
+        <w:ind w:firstLine="720"/>
+        <w:rPr>
+          <w:rFonts w:ascii="Times New Roman" w:hAnsi="Times New Roman" w:cs="Times New Roman"/>
+        </w:rPr>
+      </w:pPr>
+      <w:r>
+        <w:rPr>
+          <w:rFonts w:ascii="Times New Roman" w:hAnsi="Times New Roman" w:cs="Times New Roman"/>
+        </w:rPr>
         <w:t>Henry B. Eyring</w:t>
       </w:r>
     </w:p>
@@ -19322,6 +19054,36 @@
         <w:rPr>
           <w:rFonts w:ascii="Times New Roman" w:hAnsi="Times New Roman" w:cs="Times New Roman"/>
         </w:rPr>
+        <w:tab/>
+        <w:t xml:space="preserve">Thanks for ministering, thank you for building others up, thank you for bearing </w:t>
+      </w:r>
+      <w:proofErr w:type="gramStart"/>
+      <w:r>
+        <w:rPr>
+          <w:rFonts w:ascii="Times New Roman" w:hAnsi="Times New Roman" w:cs="Times New Roman"/>
+        </w:rPr>
+        <w:t>others</w:t>
+      </w:r>
+      <w:proofErr w:type="gramEnd"/>
+      <w:r>
+        <w:rPr>
+          <w:rFonts w:ascii="Times New Roman" w:hAnsi="Times New Roman" w:cs="Times New Roman"/>
+        </w:rPr>
+        <w:t xml:space="preserve"> burdens</w:t>
+      </w:r>
+    </w:p>
+    <w:p>
+      <w:pPr>
+        <w:pStyle w:val="NoSpacing"/>
+        <w:ind w:firstLine="720"/>
+        <w:rPr>
+          <w:rFonts w:ascii="Times New Roman" w:hAnsi="Times New Roman" w:cs="Times New Roman"/>
+        </w:rPr>
+      </w:pPr>
+      <w:r>
+        <w:rPr>
+          <w:rFonts w:ascii="Times New Roman" w:hAnsi="Times New Roman" w:cs="Times New Roman"/>
+        </w:rPr>
         <w:t>Dieter F. Uchtdorf</w:t>
       </w:r>
     </w:p>
@@ -19337,6 +19099,36 @@
         <w:rPr>
           <w:rFonts w:ascii="Times New Roman" w:hAnsi="Times New Roman" w:cs="Times New Roman"/>
         </w:rPr>
+        <w:tab/>
+        <w:t xml:space="preserve">A cry for unity, </w:t>
+      </w:r>
+      <w:proofErr w:type="spellStart"/>
+      <w:r>
+        <w:rPr>
+          <w:rFonts w:ascii="Times New Roman" w:hAnsi="Times New Roman" w:cs="Times New Roman"/>
+        </w:rPr>
+        <w:t>Chist</w:t>
+      </w:r>
+      <w:proofErr w:type="spellEnd"/>
+      <w:r>
+        <w:rPr>
+          <w:rFonts w:ascii="Times New Roman" w:hAnsi="Times New Roman" w:cs="Times New Roman"/>
+        </w:rPr>
+        <w:t xml:space="preserve"> centered unity, </w:t>
+      </w:r>
+    </w:p>
+    <w:p>
+      <w:pPr>
+        <w:pStyle w:val="NoSpacing"/>
+        <w:ind w:firstLine="720"/>
+        <w:rPr>
+          <w:rFonts w:ascii="Times New Roman" w:hAnsi="Times New Roman" w:cs="Times New Roman"/>
+        </w:rPr>
+      </w:pPr>
+      <w:r>
+        <w:rPr>
+          <w:rFonts w:ascii="Times New Roman" w:hAnsi="Times New Roman" w:cs="Times New Roman"/>
+        </w:rPr>
         <w:t>David A. Bednar</w:t>
       </w:r>
     </w:p>
@@ -19348,11 +19140,63 @@
           <w:rFonts w:ascii="Times New Roman" w:hAnsi="Times New Roman" w:cs="Times New Roman"/>
         </w:rPr>
       </w:pPr>
+      <w:r>
+        <w:rPr>
+          <w:rFonts w:ascii="Times New Roman" w:hAnsi="Times New Roman" w:cs="Times New Roman"/>
+        </w:rPr>
+        <w:tab/>
+        <w:t xml:space="preserve">Covenants are spiritual </w:t>
+      </w:r>
+      <w:proofErr w:type="gramStart"/>
+      <w:r>
+        <w:rPr>
+          <w:rFonts w:ascii="Times New Roman" w:hAnsi="Times New Roman" w:cs="Times New Roman"/>
+        </w:rPr>
+        <w:t>credentials,</w:t>
+      </w:r>
+      <w:proofErr w:type="gramEnd"/>
+      <w:r>
+        <w:rPr>
+          <w:rFonts w:ascii="Times New Roman" w:hAnsi="Times New Roman" w:cs="Times New Roman"/>
+        </w:rPr>
+        <w:t xml:space="preserve"> they will do no good unless </w:t>
+      </w:r>
       <w:proofErr w:type="spellStart"/>
       <w:r>
         <w:rPr>
           <w:rFonts w:ascii="Times New Roman" w:hAnsi="Times New Roman" w:cs="Times New Roman"/>
         </w:rPr>
+        <w:t>the</w:t>
+      </w:r>
+      <w:proofErr w:type="spellEnd"/>
+      <w:r>
+        <w:rPr>
+          <w:rFonts w:ascii="Times New Roman" w:hAnsi="Times New Roman" w:cs="Times New Roman"/>
+        </w:rPr>
+        <w:t xml:space="preserve"> are sealed by the holy spirit of </w:t>
+      </w:r>
+      <w:proofErr w:type="spellStart"/>
+      <w:r>
+        <w:rPr>
+          <w:rFonts w:ascii="Times New Roman" w:hAnsi="Times New Roman" w:cs="Times New Roman"/>
+        </w:rPr>
+        <w:t>promis</w:t>
+      </w:r>
+      <w:proofErr w:type="spellEnd"/>
+    </w:p>
+    <w:p>
+      <w:pPr>
+        <w:pStyle w:val="NoSpacing"/>
+        <w:ind w:firstLine="720"/>
+        <w:rPr>
+          <w:rFonts w:ascii="Times New Roman" w:hAnsi="Times New Roman" w:cs="Times New Roman"/>
+        </w:rPr>
+      </w:pPr>
+      <w:proofErr w:type="spellStart"/>
+      <w:r>
+        <w:rPr>
+          <w:rFonts w:ascii="Times New Roman" w:hAnsi="Times New Roman" w:cs="Times New Roman"/>
+        </w:rPr>
         <w:t>Queintin</w:t>
       </w:r>
       <w:proofErr w:type="spellEnd"/>
@@ -19375,6 +19219,36 @@
         <w:rPr>
           <w:rFonts w:ascii="Times New Roman" w:hAnsi="Times New Roman" w:cs="Times New Roman"/>
         </w:rPr>
+        <w:tab/>
+        <w:t xml:space="preserve">Talking about </w:t>
+      </w:r>
+      <w:proofErr w:type="spellStart"/>
+      <w:r>
+        <w:rPr>
+          <w:rFonts w:ascii="Times New Roman" w:hAnsi="Times New Roman" w:cs="Times New Roman"/>
+        </w:rPr>
+        <w:t>integraty</w:t>
+      </w:r>
+      <w:proofErr w:type="spellEnd"/>
+      <w:r>
+        <w:rPr>
+          <w:rFonts w:ascii="Times New Roman" w:hAnsi="Times New Roman" w:cs="Times New Roman"/>
+        </w:rPr>
+        <w:t xml:space="preserve"> and virtue, live the honor code,</w:t>
+      </w:r>
+    </w:p>
+    <w:p>
+      <w:pPr>
+        <w:pStyle w:val="NoSpacing"/>
+        <w:ind w:firstLine="720"/>
+        <w:rPr>
+          <w:rFonts w:ascii="Times New Roman" w:hAnsi="Times New Roman" w:cs="Times New Roman"/>
+        </w:rPr>
+      </w:pPr>
+      <w:r>
+        <w:rPr>
+          <w:rFonts w:ascii="Times New Roman" w:hAnsi="Times New Roman" w:cs="Times New Roman"/>
+        </w:rPr>
         <w:t>D. Todd Christofferson</w:t>
       </w:r>
     </w:p>
@@ -19390,6 +19264,30 @@
         <w:rPr>
           <w:rFonts w:ascii="Times New Roman" w:hAnsi="Times New Roman" w:cs="Times New Roman"/>
         </w:rPr>
+        <w:tab/>
+        <w:t xml:space="preserve">We are against gambling it will ruin lives and </w:t>
+      </w:r>
+      <w:proofErr w:type="spellStart"/>
+      <w:r>
+        <w:rPr>
+          <w:rFonts w:ascii="Times New Roman" w:hAnsi="Times New Roman" w:cs="Times New Roman"/>
+        </w:rPr>
+        <w:t>familys</w:t>
+      </w:r>
+      <w:proofErr w:type="spellEnd"/>
+    </w:p>
+    <w:p>
+      <w:pPr>
+        <w:pStyle w:val="NoSpacing"/>
+        <w:ind w:firstLine="720"/>
+        <w:rPr>
+          <w:rFonts w:ascii="Times New Roman" w:hAnsi="Times New Roman" w:cs="Times New Roman"/>
+        </w:rPr>
+      </w:pPr>
+      <w:r>
+        <w:rPr>
+          <w:rFonts w:ascii="Times New Roman" w:hAnsi="Times New Roman" w:cs="Times New Roman"/>
+        </w:rPr>
         <w:t>Neil L. Andersen</w:t>
       </w:r>
     </w:p>
@@ -19405,6 +19303,36 @@
         <w:rPr>
           <w:rFonts w:ascii="Times New Roman" w:hAnsi="Times New Roman" w:cs="Times New Roman"/>
         </w:rPr>
+        <w:tab/>
+        <w:t xml:space="preserve">Spiritual </w:t>
+      </w:r>
+      <w:proofErr w:type="spellStart"/>
+      <w:r>
+        <w:rPr>
+          <w:rFonts w:ascii="Times New Roman" w:hAnsi="Times New Roman" w:cs="Times New Roman"/>
+        </w:rPr>
+        <w:t>corage</w:t>
+      </w:r>
+      <w:proofErr w:type="spellEnd"/>
+      <w:r>
+        <w:rPr>
+          <w:rFonts w:ascii="Times New Roman" w:hAnsi="Times New Roman" w:cs="Times New Roman"/>
+        </w:rPr>
+        <w:t xml:space="preserve"> to be a disciple that will define your soul</w:t>
+      </w:r>
+    </w:p>
+    <w:p>
+      <w:pPr>
+        <w:pStyle w:val="NoSpacing"/>
+        <w:ind w:firstLine="720"/>
+        <w:rPr>
+          <w:rFonts w:ascii="Times New Roman" w:hAnsi="Times New Roman" w:cs="Times New Roman"/>
+        </w:rPr>
+      </w:pPr>
+      <w:r>
+        <w:rPr>
+          <w:rFonts w:ascii="Times New Roman" w:hAnsi="Times New Roman" w:cs="Times New Roman"/>
+        </w:rPr>
         <w:t>Ronald A. Rasband</w:t>
       </w:r>
     </w:p>
@@ -19420,6 +19348,22 @@
         <w:rPr>
           <w:rFonts w:ascii="Times New Roman" w:hAnsi="Times New Roman" w:cs="Times New Roman"/>
         </w:rPr>
+        <w:tab/>
+        <w:t>For those who have wandered, we love them</w:t>
+      </w:r>
+    </w:p>
+    <w:p>
+      <w:pPr>
+        <w:pStyle w:val="NoSpacing"/>
+        <w:ind w:firstLine="720"/>
+        <w:rPr>
+          <w:rFonts w:ascii="Times New Roman" w:hAnsi="Times New Roman" w:cs="Times New Roman"/>
+        </w:rPr>
+      </w:pPr>
+      <w:r>
+        <w:rPr>
+          <w:rFonts w:ascii="Times New Roman" w:hAnsi="Times New Roman" w:cs="Times New Roman"/>
+        </w:rPr>
         <w:t>Gary E. Stevenson</w:t>
       </w:r>
     </w:p>
@@ -19435,6 +19379,30 @@
         <w:rPr>
           <w:rFonts w:ascii="Times New Roman" w:hAnsi="Times New Roman" w:cs="Times New Roman"/>
         </w:rPr>
+        <w:tab/>
+        <w:t xml:space="preserve">He talked to the children, the sweetest fruits are the fruits of the </w:t>
+      </w:r>
+      <w:proofErr w:type="spellStart"/>
+      <w:r>
+        <w:rPr>
+          <w:rFonts w:ascii="Times New Roman" w:hAnsi="Times New Roman" w:cs="Times New Roman"/>
+        </w:rPr>
+        <w:t>gosple</w:t>
+      </w:r>
+      <w:proofErr w:type="spellEnd"/>
+    </w:p>
+    <w:p>
+      <w:pPr>
+        <w:pStyle w:val="NoSpacing"/>
+        <w:ind w:firstLine="720"/>
+        <w:rPr>
+          <w:rFonts w:ascii="Times New Roman" w:hAnsi="Times New Roman" w:cs="Times New Roman"/>
+        </w:rPr>
+      </w:pPr>
+      <w:r>
+        <w:rPr>
+          <w:rFonts w:ascii="Times New Roman" w:hAnsi="Times New Roman" w:cs="Times New Roman"/>
+        </w:rPr>
         <w:t xml:space="preserve">Dale G. </w:t>
       </w:r>
       <w:proofErr w:type="spellStart"/>
@@ -19458,6 +19426,22 @@
         <w:rPr>
           <w:rFonts w:ascii="Times New Roman" w:hAnsi="Times New Roman" w:cs="Times New Roman"/>
         </w:rPr>
+        <w:tab/>
+        <w:t>Trust the lord and his promises when your oatmeal is cold</w:t>
+      </w:r>
+    </w:p>
+    <w:p>
+      <w:pPr>
+        <w:pStyle w:val="NoSpacing"/>
+        <w:ind w:firstLine="720"/>
+        <w:rPr>
+          <w:rFonts w:ascii="Times New Roman" w:hAnsi="Times New Roman" w:cs="Times New Roman"/>
+        </w:rPr>
+      </w:pPr>
+      <w:r>
+        <w:rPr>
+          <w:rFonts w:ascii="Times New Roman" w:hAnsi="Times New Roman" w:cs="Times New Roman"/>
+        </w:rPr>
         <w:t>Garrit W. Gong</w:t>
       </w:r>
     </w:p>
@@ -19473,6 +19457,36 @@
         <w:rPr>
           <w:rFonts w:ascii="Times New Roman" w:hAnsi="Times New Roman" w:cs="Times New Roman"/>
         </w:rPr>
+        <w:tab/>
+        <w:t xml:space="preserve">Talked about </w:t>
+      </w:r>
+      <w:proofErr w:type="spellStart"/>
+      <w:r>
+        <w:rPr>
+          <w:rFonts w:ascii="Times New Roman" w:hAnsi="Times New Roman" w:cs="Times New Roman"/>
+        </w:rPr>
+        <w:t>bringin</w:t>
+      </w:r>
+      <w:proofErr w:type="spellEnd"/>
+      <w:r>
+        <w:rPr>
+          <w:rFonts w:ascii="Times New Roman" w:hAnsi="Times New Roman" w:cs="Times New Roman"/>
+        </w:rPr>
+        <w:t xml:space="preserve"> the temples closer to the people and to our hearts</w:t>
+      </w:r>
+    </w:p>
+    <w:p>
+      <w:pPr>
+        <w:pStyle w:val="NoSpacing"/>
+        <w:ind w:firstLine="720"/>
+        <w:rPr>
+          <w:rFonts w:ascii="Times New Roman" w:hAnsi="Times New Roman" w:cs="Times New Roman"/>
+        </w:rPr>
+      </w:pPr>
+      <w:r>
+        <w:rPr>
+          <w:rFonts w:ascii="Times New Roman" w:hAnsi="Times New Roman" w:cs="Times New Roman"/>
+        </w:rPr>
         <w:t>Ulisses Soares</w:t>
       </w:r>
     </w:p>
@@ -19488,6 +19502,35 @@
         <w:rPr>
           <w:rFonts w:ascii="Times New Roman" w:hAnsi="Times New Roman" w:cs="Times New Roman"/>
         </w:rPr>
+        <w:tab/>
+      </w:r>
+      <w:proofErr w:type="spellStart"/>
+      <w:r>
+        <w:rPr>
+          <w:rFonts w:ascii="Times New Roman" w:hAnsi="Times New Roman" w:cs="Times New Roman"/>
+        </w:rPr>
+        <w:t>Sanctifiying</w:t>
+      </w:r>
+      <w:proofErr w:type="spellEnd"/>
+      <w:r>
+        <w:rPr>
+          <w:rFonts w:ascii="Times New Roman" w:hAnsi="Times New Roman" w:cs="Times New Roman"/>
+        </w:rPr>
+        <w:t xml:space="preserve"> power of fasting make sure you pay a fast offering</w:t>
+      </w:r>
+    </w:p>
+    <w:p>
+      <w:pPr>
+        <w:pStyle w:val="NoSpacing"/>
+        <w:ind w:firstLine="720"/>
+        <w:rPr>
+          <w:rFonts w:ascii="Times New Roman" w:hAnsi="Times New Roman" w:cs="Times New Roman"/>
+        </w:rPr>
+      </w:pPr>
+      <w:r>
+        <w:rPr>
+          <w:rFonts w:ascii="Times New Roman" w:hAnsi="Times New Roman" w:cs="Times New Roman"/>
+        </w:rPr>
         <w:t>Patrick Kearon</w:t>
       </w:r>
     </w:p>
@@ -19503,6 +19546,23 @@
         <w:rPr>
           <w:rFonts w:ascii="Times New Roman" w:hAnsi="Times New Roman" w:cs="Times New Roman"/>
         </w:rPr>
+        <w:lastRenderedPageBreak/>
+        <w:tab/>
+        <w:t>Seek the lift and turn away from the sink</w:t>
+      </w:r>
+    </w:p>
+    <w:p>
+      <w:pPr>
+        <w:pStyle w:val="NoSpacing"/>
+        <w:ind w:firstLine="720"/>
+        <w:rPr>
+          <w:rFonts w:ascii="Times New Roman" w:hAnsi="Times New Roman" w:cs="Times New Roman"/>
+        </w:rPr>
+      </w:pPr>
+      <w:r>
+        <w:rPr>
+          <w:rFonts w:ascii="Times New Roman" w:hAnsi="Times New Roman" w:cs="Times New Roman"/>
+        </w:rPr>
         <w:t>Gerald C</w:t>
       </w:r>
       <w:r>
@@ -19524,7 +19584,53 @@
         <w:rPr>
           <w:rFonts w:ascii="Times New Roman" w:hAnsi="Times New Roman" w:cs="Times New Roman"/>
         </w:rPr>
+        <w:tab/>
+        <w:t xml:space="preserve">Sharing our </w:t>
+      </w:r>
+      <w:proofErr w:type="spellStart"/>
+      <w:r>
+        <w:rPr>
+          <w:rFonts w:ascii="Times New Roman" w:hAnsi="Times New Roman" w:cs="Times New Roman"/>
+        </w:rPr>
+        <w:t>testemonies</w:t>
+      </w:r>
+      <w:proofErr w:type="spellEnd"/>
+      <w:r>
+        <w:rPr>
+          <w:rFonts w:ascii="Times New Roman" w:hAnsi="Times New Roman" w:cs="Times New Roman"/>
+        </w:rPr>
+        <w:t xml:space="preserve"> of the savior,</w:t>
+      </w:r>
+    </w:p>
+    <w:p>
+      <w:pPr>
+        <w:pStyle w:val="NoSpacing"/>
+        <w:ind w:firstLine="720"/>
+        <w:rPr>
+          <w:rFonts w:ascii="Times New Roman" w:hAnsi="Times New Roman" w:cs="Times New Roman"/>
+        </w:rPr>
+      </w:pPr>
+      <w:r>
+        <w:rPr>
+          <w:rFonts w:ascii="Times New Roman" w:hAnsi="Times New Roman" w:cs="Times New Roman"/>
+        </w:rPr>
         <w:t>Clark G. Gilbert</w:t>
+      </w:r>
+    </w:p>
+    <w:p>
+      <w:pPr>
+        <w:pStyle w:val="NoSpacing"/>
+        <w:ind w:firstLine="720"/>
+        <w:rPr>
+          <w:rFonts w:ascii="Times New Roman" w:hAnsi="Times New Roman" w:cs="Times New Roman"/>
+        </w:rPr>
+      </w:pPr>
+      <w:r>
+        <w:rPr>
+          <w:rFonts w:ascii="Times New Roman" w:hAnsi="Times New Roman" w:cs="Times New Roman"/>
+        </w:rPr>
+        <w:tab/>
+        <w:t>Stand for truth but do it with love</w:t>
       </w:r>
     </w:p>
     <w:p>
@@ -19643,21 +19749,7 @@
           <w:rFonts w:ascii="Times New Roman" w:hAnsi="Times New Roman" w:cs="Times New Roman"/>
         </w:rPr>
         <w:tab/>
-        <w:t xml:space="preserve">In the parable of the wheat and </w:t>
-      </w:r>
-      <w:proofErr w:type="gramStart"/>
-      <w:r>
-        <w:rPr>
-          <w:rFonts w:ascii="Times New Roman" w:hAnsi="Times New Roman" w:cs="Times New Roman"/>
-        </w:rPr>
-        <w:t>tares</w:t>
-      </w:r>
-      <w:proofErr w:type="gramEnd"/>
-      <w:r>
-        <w:rPr>
-          <w:rFonts w:ascii="Times New Roman" w:hAnsi="Times New Roman" w:cs="Times New Roman"/>
-        </w:rPr>
-        <w:t>, what is typically represented by the barn?</w:t>
+        <w:t>In the parable of the wheat and tares, what is typically represented by the barn?</w:t>
       </w:r>
     </w:p>
     <w:p>
@@ -19716,21 +19808,7 @@
           <w:rFonts w:ascii="Times New Roman" w:hAnsi="Times New Roman" w:cs="Times New Roman"/>
         </w:rPr>
         <w:tab/>
-        <w:t xml:space="preserve">Who </w:t>
-      </w:r>
-      <w:proofErr w:type="gramStart"/>
-      <w:r>
-        <w:rPr>
-          <w:rFonts w:ascii="Times New Roman" w:hAnsi="Times New Roman" w:cs="Times New Roman"/>
-        </w:rPr>
-        <w:t>is represented in</w:t>
-      </w:r>
-      <w:proofErr w:type="gramEnd"/>
-      <w:r>
-        <w:rPr>
-          <w:rFonts w:ascii="Times New Roman" w:hAnsi="Times New Roman" w:cs="Times New Roman"/>
-        </w:rPr>
-        <w:t xml:space="preserve"> the parable of the two sons?</w:t>
+        <w:t>Who is represented in the parable of the two sons?</w:t>
       </w:r>
     </w:p>
     <w:p>
@@ -19793,7 +19871,6 @@
           <w:b/>
           <w:bCs/>
         </w:rPr>
-        <w:lastRenderedPageBreak/>
         <w:t>Parables in Luke</w:t>
       </w:r>
     </w:p>
@@ -20624,7 +20701,6 @@
         <w:rPr>
           <w:rFonts w:ascii="Times New Roman" w:hAnsi="Times New Roman" w:cs="Times New Roman"/>
         </w:rPr>
-        <w:lastRenderedPageBreak/>
         <w:tab/>
         <w:t xml:space="preserve">Who came to Joseph Smith and Oliver Cowdery </w:t>
       </w:r>
@@ -20991,21 +21067,7 @@
           <w:rFonts w:ascii="Times New Roman" w:hAnsi="Times New Roman" w:cs="Times New Roman"/>
         </w:rPr>
         <w:tab/>
-        <w:t xml:space="preserve">What was being communicated anciently by giving someone a </w:t>
-      </w:r>
-      <w:proofErr w:type="gramStart"/>
-      <w:r>
-        <w:rPr>
-          <w:rFonts w:ascii="Times New Roman" w:hAnsi="Times New Roman" w:cs="Times New Roman"/>
-        </w:rPr>
-        <w:t>sop</w:t>
-      </w:r>
-      <w:proofErr w:type="gramEnd"/>
-      <w:r>
-        <w:rPr>
-          <w:rFonts w:ascii="Times New Roman" w:hAnsi="Times New Roman" w:cs="Times New Roman"/>
-        </w:rPr>
-        <w:t xml:space="preserve"> at dinner? (John 13:26)</w:t>
+        <w:t>What was being communicated anciently by giving someone a sop at dinner? (John 13:26)</w:t>
       </w:r>
     </w:p>
     <w:p>
@@ -21212,6 +21274,7 @@
         <w:rPr>
           <w:rFonts w:ascii="Times New Roman" w:hAnsi="Times New Roman" w:cs="Times New Roman"/>
         </w:rPr>
+        <w:lastRenderedPageBreak/>
         <w:tab/>
       </w:r>
       <w:r>
@@ -22111,6 +22174,7 @@
         <w:rPr>
           <w:rFonts w:ascii="Times New Roman" w:hAnsi="Times New Roman" w:cs="Times New Roman"/>
         </w:rPr>
+        <w:lastRenderedPageBreak/>
         <w:tab/>
         <w:t>What is being overlooked by those who claim Joseph Smith lied?</w:t>
       </w:r>
@@ -22383,7 +22447,6 @@
         <w:rPr>
           <w:rFonts w:ascii="Times New Roman" w:hAnsi="Times New Roman" w:cs="Times New Roman"/>
         </w:rPr>
-        <w:lastRenderedPageBreak/>
         <w:t>(Elder Bruce R. McConkie)</w:t>
       </w:r>
     </w:p>
@@ -22781,7 +22844,43 @@
           <w:szCs w:val="24"/>
         </w:rPr>
         <w:tab/>
-        <w:t>70-72</w:t>
+        <w:t>70-72%</w:t>
+      </w:r>
+      <w:r>
+        <w:rPr>
+          <w:rFonts w:ascii="Times New Roman" w:hAnsi="Times New Roman" w:cs="Times New Roman"/>
+          <w:sz w:val="24"/>
+          <w:szCs w:val="24"/>
+        </w:rPr>
+        <w:tab/>
+      </w:r>
+      <w:r>
+        <w:rPr>
+          <w:rFonts w:ascii="Times New Roman" w:hAnsi="Times New Roman" w:cs="Times New Roman"/>
+          <w:sz w:val="24"/>
+          <w:szCs w:val="24"/>
+        </w:rPr>
+        <w:tab/>
+        <w:t>C-</w:t>
+      </w:r>
+    </w:p>
+    <w:p>
+      <w:pPr>
+        <w:pStyle w:val="NoSpacing"/>
+        <w:ind w:firstLine="720"/>
+        <w:rPr>
+          <w:rFonts w:ascii="Times New Roman" w:hAnsi="Times New Roman" w:cs="Times New Roman"/>
+          <w:sz w:val="24"/>
+          <w:szCs w:val="24"/>
+        </w:rPr>
+      </w:pPr>
+      <w:r>
+        <w:rPr>
+          <w:rFonts w:ascii="Times New Roman" w:hAnsi="Times New Roman" w:cs="Times New Roman"/>
+          <w:sz w:val="24"/>
+          <w:szCs w:val="24"/>
+        </w:rPr>
+        <w:t>87-89%</w:t>
       </w:r>
       <w:proofErr w:type="gramStart"/>
       <w:r>
@@ -22790,24 +22889,16 @@
           <w:sz w:val="24"/>
           <w:szCs w:val="24"/>
         </w:rPr>
-        <w:t>%</w:t>
-      </w:r>
-      <w:r>
-        <w:rPr>
-          <w:rFonts w:ascii="Times New Roman" w:hAnsi="Times New Roman" w:cs="Times New Roman"/>
-          <w:sz w:val="24"/>
-          <w:szCs w:val="24"/>
-        </w:rPr>
-        <w:tab/>
-      </w:r>
-      <w:r>
-        <w:rPr>
-          <w:rFonts w:ascii="Times New Roman" w:hAnsi="Times New Roman" w:cs="Times New Roman"/>
-          <w:sz w:val="24"/>
-          <w:szCs w:val="24"/>
-        </w:rPr>
-        <w:tab/>
-        <w:t>C</w:t>
+        <w:tab/>
+        <w:t xml:space="preserve">  </w:t>
+      </w:r>
+      <w:r>
+        <w:rPr>
+          <w:rFonts w:ascii="Times New Roman" w:hAnsi="Times New Roman" w:cs="Times New Roman"/>
+          <w:sz w:val="24"/>
+          <w:szCs w:val="24"/>
+        </w:rPr>
+        <w:tab/>
       </w:r>
       <w:proofErr w:type="gramEnd"/>
       <w:r>
@@ -22816,7 +22907,49 @@
           <w:sz w:val="24"/>
           <w:szCs w:val="24"/>
         </w:rPr>
-        <w:t>-</w:t>
+        <w:t>B+</w:t>
+      </w:r>
+      <w:r>
+        <w:rPr>
+          <w:rFonts w:ascii="Times New Roman" w:hAnsi="Times New Roman" w:cs="Times New Roman"/>
+          <w:sz w:val="24"/>
+          <w:szCs w:val="24"/>
+        </w:rPr>
+        <w:tab/>
+      </w:r>
+      <w:r>
+        <w:rPr>
+          <w:rFonts w:ascii="Times New Roman" w:hAnsi="Times New Roman" w:cs="Times New Roman"/>
+          <w:sz w:val="24"/>
+          <w:szCs w:val="24"/>
+        </w:rPr>
+        <w:tab/>
+      </w:r>
+      <w:r>
+        <w:rPr>
+          <w:rFonts w:ascii="Times New Roman" w:hAnsi="Times New Roman" w:cs="Times New Roman"/>
+          <w:sz w:val="24"/>
+          <w:szCs w:val="24"/>
+        </w:rPr>
+        <w:tab/>
+        <w:t>67-69%</w:t>
+      </w:r>
+      <w:r>
+        <w:rPr>
+          <w:rFonts w:ascii="Times New Roman" w:hAnsi="Times New Roman" w:cs="Times New Roman"/>
+          <w:sz w:val="24"/>
+          <w:szCs w:val="24"/>
+        </w:rPr>
+        <w:tab/>
+      </w:r>
+      <w:r>
+        <w:rPr>
+          <w:rFonts w:ascii="Times New Roman" w:hAnsi="Times New Roman" w:cs="Times New Roman"/>
+          <w:sz w:val="24"/>
+          <w:szCs w:val="24"/>
+        </w:rPr>
+        <w:tab/>
+        <w:t>D+</w:t>
       </w:r>
     </w:p>
     <w:p>
@@ -22835,7 +22968,7 @@
           <w:sz w:val="24"/>
           <w:szCs w:val="24"/>
         </w:rPr>
-        <w:t>87-89%</w:t>
+        <w:t>83-86%</w:t>
       </w:r>
       <w:proofErr w:type="gramStart"/>
       <w:r>
@@ -22862,41 +22995,32 @@
           <w:sz w:val="24"/>
           <w:szCs w:val="24"/>
         </w:rPr>
-        <w:t>B+</w:t>
-      </w:r>
-      <w:r>
-        <w:rPr>
-          <w:rFonts w:ascii="Times New Roman" w:hAnsi="Times New Roman" w:cs="Times New Roman"/>
-          <w:sz w:val="24"/>
-          <w:szCs w:val="24"/>
-        </w:rPr>
-        <w:tab/>
-      </w:r>
-      <w:r>
-        <w:rPr>
-          <w:rFonts w:ascii="Times New Roman" w:hAnsi="Times New Roman" w:cs="Times New Roman"/>
-          <w:sz w:val="24"/>
-          <w:szCs w:val="24"/>
-        </w:rPr>
-        <w:tab/>
-      </w:r>
-      <w:r>
-        <w:rPr>
-          <w:rFonts w:ascii="Times New Roman" w:hAnsi="Times New Roman" w:cs="Times New Roman"/>
-          <w:sz w:val="24"/>
-          <w:szCs w:val="24"/>
-        </w:rPr>
-        <w:tab/>
-        <w:t>67-69</w:t>
-      </w:r>
-      <w:proofErr w:type="gramStart"/>
-      <w:r>
-        <w:rPr>
-          <w:rFonts w:ascii="Times New Roman" w:hAnsi="Times New Roman" w:cs="Times New Roman"/>
-          <w:sz w:val="24"/>
-          <w:szCs w:val="24"/>
-        </w:rPr>
-        <w:t>%</w:t>
+        <w:t>B</w:t>
+      </w:r>
+      <w:r>
+        <w:rPr>
+          <w:rFonts w:ascii="Times New Roman" w:hAnsi="Times New Roman" w:cs="Times New Roman"/>
+          <w:sz w:val="24"/>
+          <w:szCs w:val="24"/>
+        </w:rPr>
+        <w:tab/>
+      </w:r>
+      <w:r>
+        <w:rPr>
+          <w:rFonts w:ascii="Times New Roman" w:hAnsi="Times New Roman" w:cs="Times New Roman"/>
+          <w:sz w:val="24"/>
+          <w:szCs w:val="24"/>
+        </w:rPr>
+        <w:tab/>
+      </w:r>
+      <w:r>
+        <w:rPr>
+          <w:rFonts w:ascii="Times New Roman" w:hAnsi="Times New Roman" w:cs="Times New Roman"/>
+          <w:sz w:val="24"/>
+          <w:szCs w:val="24"/>
+        </w:rPr>
+        <w:tab/>
+        <w:t>63-68%</w:t>
       </w:r>
       <w:r>
         <w:rPr>
@@ -22915,15 +23039,6 @@
         <w:tab/>
         <w:t>D</w:t>
       </w:r>
-      <w:proofErr w:type="gramEnd"/>
-      <w:r>
-        <w:rPr>
-          <w:rFonts w:ascii="Times New Roman" w:hAnsi="Times New Roman" w:cs="Times New Roman"/>
-          <w:sz w:val="24"/>
-          <w:szCs w:val="24"/>
-        </w:rPr>
-        <w:t>+</w:t>
-      </w:r>
     </w:p>
     <w:p>
       <w:pPr>
@@ -22941,87 +23056,67 @@
           <w:sz w:val="24"/>
           <w:szCs w:val="24"/>
         </w:rPr>
-        <w:t>83-86%</w:t>
-      </w:r>
-      <w:proofErr w:type="gramStart"/>
-      <w:r>
-        <w:rPr>
-          <w:rFonts w:ascii="Times New Roman" w:hAnsi="Times New Roman" w:cs="Times New Roman"/>
-          <w:sz w:val="24"/>
-          <w:szCs w:val="24"/>
-        </w:rPr>
-        <w:tab/>
-        <w:t xml:space="preserve">  </w:t>
-      </w:r>
-      <w:r>
-        <w:rPr>
-          <w:rFonts w:ascii="Times New Roman" w:hAnsi="Times New Roman" w:cs="Times New Roman"/>
-          <w:sz w:val="24"/>
-          <w:szCs w:val="24"/>
-        </w:rPr>
-        <w:tab/>
-      </w:r>
-      <w:proofErr w:type="gramEnd"/>
-      <w:r>
-        <w:rPr>
-          <w:rFonts w:ascii="Times New Roman" w:hAnsi="Times New Roman" w:cs="Times New Roman"/>
-          <w:sz w:val="24"/>
-          <w:szCs w:val="24"/>
-        </w:rPr>
-        <w:t>B</w:t>
-      </w:r>
-      <w:r>
-        <w:rPr>
-          <w:rFonts w:ascii="Times New Roman" w:hAnsi="Times New Roman" w:cs="Times New Roman"/>
-          <w:sz w:val="24"/>
-          <w:szCs w:val="24"/>
-        </w:rPr>
-        <w:tab/>
-      </w:r>
-      <w:r>
-        <w:rPr>
-          <w:rFonts w:ascii="Times New Roman" w:hAnsi="Times New Roman" w:cs="Times New Roman"/>
-          <w:sz w:val="24"/>
-          <w:szCs w:val="24"/>
-        </w:rPr>
-        <w:tab/>
-      </w:r>
-      <w:r>
-        <w:rPr>
-          <w:rFonts w:ascii="Times New Roman" w:hAnsi="Times New Roman" w:cs="Times New Roman"/>
-          <w:sz w:val="24"/>
-          <w:szCs w:val="24"/>
-        </w:rPr>
-        <w:tab/>
-        <w:t>63-68</w:t>
-      </w:r>
-      <w:proofErr w:type="gramStart"/>
-      <w:r>
-        <w:rPr>
-          <w:rFonts w:ascii="Times New Roman" w:hAnsi="Times New Roman" w:cs="Times New Roman"/>
-          <w:sz w:val="24"/>
-          <w:szCs w:val="24"/>
-        </w:rPr>
-        <w:t>%</w:t>
-      </w:r>
-      <w:r>
-        <w:rPr>
-          <w:rFonts w:ascii="Times New Roman" w:hAnsi="Times New Roman" w:cs="Times New Roman"/>
-          <w:sz w:val="24"/>
-          <w:szCs w:val="24"/>
-        </w:rPr>
-        <w:tab/>
-      </w:r>
-      <w:r>
-        <w:rPr>
-          <w:rFonts w:ascii="Times New Roman" w:hAnsi="Times New Roman" w:cs="Times New Roman"/>
-          <w:sz w:val="24"/>
-          <w:szCs w:val="24"/>
-        </w:rPr>
-        <w:tab/>
-        <w:t>D</w:t>
-      </w:r>
-      <w:proofErr w:type="gramEnd"/>
+        <w:t>80-82%</w:t>
+      </w:r>
+      <w:r>
+        <w:rPr>
+          <w:rFonts w:ascii="Times New Roman" w:hAnsi="Times New Roman" w:cs="Times New Roman"/>
+          <w:sz w:val="24"/>
+          <w:szCs w:val="24"/>
+        </w:rPr>
+        <w:tab/>
+      </w:r>
+      <w:r>
+        <w:rPr>
+          <w:rFonts w:ascii="Times New Roman" w:hAnsi="Times New Roman" w:cs="Times New Roman"/>
+          <w:sz w:val="24"/>
+          <w:szCs w:val="24"/>
+        </w:rPr>
+        <w:tab/>
+        <w:t>B-</w:t>
+      </w:r>
+      <w:r>
+        <w:rPr>
+          <w:rFonts w:ascii="Times New Roman" w:hAnsi="Times New Roman" w:cs="Times New Roman"/>
+          <w:sz w:val="24"/>
+          <w:szCs w:val="24"/>
+        </w:rPr>
+        <w:tab/>
+      </w:r>
+      <w:r>
+        <w:rPr>
+          <w:rFonts w:ascii="Times New Roman" w:hAnsi="Times New Roman" w:cs="Times New Roman"/>
+          <w:sz w:val="24"/>
+          <w:szCs w:val="24"/>
+        </w:rPr>
+        <w:tab/>
+      </w:r>
+      <w:r>
+        <w:rPr>
+          <w:rFonts w:ascii="Times New Roman" w:hAnsi="Times New Roman" w:cs="Times New Roman"/>
+          <w:sz w:val="24"/>
+          <w:szCs w:val="24"/>
+        </w:rPr>
+        <w:tab/>
+        <w:t>60-62%</w:t>
+      </w:r>
+      <w:r>
+        <w:rPr>
+          <w:rFonts w:ascii="Times New Roman" w:hAnsi="Times New Roman" w:cs="Times New Roman"/>
+          <w:sz w:val="24"/>
+          <w:szCs w:val="24"/>
+        </w:rPr>
+        <w:tab/>
+      </w:r>
+      <w:r>
+        <w:rPr>
+          <w:rFonts w:ascii="Times New Roman" w:hAnsi="Times New Roman" w:cs="Times New Roman"/>
+          <w:sz w:val="24"/>
+          <w:szCs w:val="24"/>
+        </w:rPr>
+        <w:tab/>
+        <w:t>D-</w:t>
+      </w:r>
     </w:p>
     <w:p>
       <w:pPr>
@@ -23039,102 +23134,67 @@
           <w:sz w:val="24"/>
           <w:szCs w:val="24"/>
         </w:rPr>
-        <w:t>80-82</w:t>
-      </w:r>
-      <w:proofErr w:type="gramStart"/>
-      <w:r>
-        <w:rPr>
-          <w:rFonts w:ascii="Times New Roman" w:hAnsi="Times New Roman" w:cs="Times New Roman"/>
-          <w:sz w:val="24"/>
-          <w:szCs w:val="24"/>
-        </w:rPr>
-        <w:t>%</w:t>
-      </w:r>
-      <w:r>
-        <w:rPr>
-          <w:rFonts w:ascii="Times New Roman" w:hAnsi="Times New Roman" w:cs="Times New Roman"/>
-          <w:sz w:val="24"/>
-          <w:szCs w:val="24"/>
-        </w:rPr>
-        <w:tab/>
-      </w:r>
-      <w:r>
-        <w:rPr>
-          <w:rFonts w:ascii="Times New Roman" w:hAnsi="Times New Roman" w:cs="Times New Roman"/>
-          <w:sz w:val="24"/>
-          <w:szCs w:val="24"/>
-        </w:rPr>
-        <w:tab/>
-        <w:t>B-</w:t>
-      </w:r>
-      <w:r>
-        <w:rPr>
-          <w:rFonts w:ascii="Times New Roman" w:hAnsi="Times New Roman" w:cs="Times New Roman"/>
-          <w:sz w:val="24"/>
-          <w:szCs w:val="24"/>
-        </w:rPr>
-        <w:tab/>
-      </w:r>
-      <w:r>
-        <w:rPr>
-          <w:rFonts w:ascii="Times New Roman" w:hAnsi="Times New Roman" w:cs="Times New Roman"/>
-          <w:sz w:val="24"/>
-          <w:szCs w:val="24"/>
-        </w:rPr>
-        <w:tab/>
-      </w:r>
-      <w:r>
-        <w:rPr>
-          <w:rFonts w:ascii="Times New Roman" w:hAnsi="Times New Roman" w:cs="Times New Roman"/>
-          <w:sz w:val="24"/>
-          <w:szCs w:val="24"/>
-        </w:rPr>
-        <w:tab/>
-      </w:r>
-      <w:proofErr w:type="gramEnd"/>
-      <w:r>
-        <w:rPr>
-          <w:rFonts w:ascii="Times New Roman" w:hAnsi="Times New Roman" w:cs="Times New Roman"/>
-          <w:sz w:val="24"/>
-          <w:szCs w:val="24"/>
-        </w:rPr>
-        <w:t>60-62</w:t>
-      </w:r>
-      <w:proofErr w:type="gramStart"/>
-      <w:r>
-        <w:rPr>
-          <w:rFonts w:ascii="Times New Roman" w:hAnsi="Times New Roman" w:cs="Times New Roman"/>
-          <w:sz w:val="24"/>
-          <w:szCs w:val="24"/>
-        </w:rPr>
-        <w:t>%</w:t>
-      </w:r>
-      <w:r>
-        <w:rPr>
-          <w:rFonts w:ascii="Times New Roman" w:hAnsi="Times New Roman" w:cs="Times New Roman"/>
-          <w:sz w:val="24"/>
-          <w:szCs w:val="24"/>
-        </w:rPr>
-        <w:tab/>
-      </w:r>
-      <w:r>
-        <w:rPr>
-          <w:rFonts w:ascii="Times New Roman" w:hAnsi="Times New Roman" w:cs="Times New Roman"/>
-          <w:sz w:val="24"/>
-          <w:szCs w:val="24"/>
-        </w:rPr>
-        <w:tab/>
-        <w:t>D</w:t>
-      </w:r>
-      <w:proofErr w:type="gramEnd"/>
-      <w:r>
-        <w:rPr>
-          <w:rFonts w:ascii="Times New Roman" w:hAnsi="Times New Roman" w:cs="Times New Roman"/>
-          <w:sz w:val="24"/>
-          <w:szCs w:val="24"/>
-        </w:rPr>
-        <w:t>-</w:t>
-      </w:r>
+        <w:t>77-79%</w:t>
+      </w:r>
+      <w:r>
+        <w:rPr>
+          <w:rFonts w:ascii="Times New Roman" w:hAnsi="Times New Roman" w:cs="Times New Roman"/>
+          <w:sz w:val="24"/>
+          <w:szCs w:val="24"/>
+        </w:rPr>
+        <w:tab/>
+      </w:r>
+      <w:r>
+        <w:rPr>
+          <w:rFonts w:ascii="Times New Roman" w:hAnsi="Times New Roman" w:cs="Times New Roman"/>
+          <w:sz w:val="24"/>
+          <w:szCs w:val="24"/>
+        </w:rPr>
+        <w:tab/>
+        <w:t>C+</w:t>
+      </w:r>
+    </w:p>
+    <w:p>
+      <w:pPr>
+        <w:pStyle w:val="NoSpacing"/>
+        <w:rPr>
+          <w:rFonts w:ascii="Times New Roman" w:hAnsi="Times New Roman" w:cs="Times New Roman"/>
+          <w:sz w:val="24"/>
+          <w:szCs w:val="24"/>
+        </w:rPr>
+      </w:pPr>
+    </w:p>
+    <w:p>
+      <w:pPr>
+        <w:pStyle w:val="NoSpacing"/>
+        <w:rPr>
+          <w:rFonts w:ascii="Times New Roman" w:hAnsi="Times New Roman" w:cs="Times New Roman"/>
+          <w:b/>
+          <w:bCs/>
+          <w:sz w:val="24"/>
+          <w:szCs w:val="24"/>
+        </w:rPr>
+      </w:pPr>
+      <w:r>
+        <w:rPr>
+          <w:rFonts w:ascii="Times New Roman" w:hAnsi="Times New Roman" w:cs="Times New Roman"/>
+          <w:b/>
+          <w:bCs/>
+          <w:sz w:val="24"/>
+          <w:szCs w:val="24"/>
+        </w:rPr>
+        <w:t>Late Work</w:t>
+      </w:r>
+    </w:p>
+    <w:p>
+      <w:pPr>
+        <w:pStyle w:val="NoSpacing"/>
+        <w:rPr>
+          <w:rFonts w:ascii="Times New Roman" w:hAnsi="Times New Roman" w:cs="Times New Roman"/>
+          <w:sz w:val="24"/>
+          <w:szCs w:val="24"/>
+        </w:rPr>
+      </w:pPr>
     </w:p>
     <w:p>
       <w:pPr>
@@ -23152,102 +23212,7 @@
           <w:sz w:val="24"/>
           <w:szCs w:val="24"/>
         </w:rPr>
-        <w:t>77-79</w:t>
-      </w:r>
-      <w:proofErr w:type="gramStart"/>
-      <w:r>
-        <w:rPr>
-          <w:rFonts w:ascii="Times New Roman" w:hAnsi="Times New Roman" w:cs="Times New Roman"/>
-          <w:sz w:val="24"/>
-          <w:szCs w:val="24"/>
-        </w:rPr>
-        <w:t>%</w:t>
-      </w:r>
-      <w:r>
-        <w:rPr>
-          <w:rFonts w:ascii="Times New Roman" w:hAnsi="Times New Roman" w:cs="Times New Roman"/>
-          <w:sz w:val="24"/>
-          <w:szCs w:val="24"/>
-        </w:rPr>
-        <w:tab/>
-      </w:r>
-      <w:r>
-        <w:rPr>
-          <w:rFonts w:ascii="Times New Roman" w:hAnsi="Times New Roman" w:cs="Times New Roman"/>
-          <w:sz w:val="24"/>
-          <w:szCs w:val="24"/>
-        </w:rPr>
-        <w:tab/>
-        <w:t>C</w:t>
-      </w:r>
-      <w:proofErr w:type="gramEnd"/>
-      <w:r>
-        <w:rPr>
-          <w:rFonts w:ascii="Times New Roman" w:hAnsi="Times New Roman" w:cs="Times New Roman"/>
-          <w:sz w:val="24"/>
-          <w:szCs w:val="24"/>
-        </w:rPr>
-        <w:t>+</w:t>
-      </w:r>
-    </w:p>
-    <w:p>
-      <w:pPr>
-        <w:pStyle w:val="NoSpacing"/>
-        <w:rPr>
-          <w:rFonts w:ascii="Times New Roman" w:hAnsi="Times New Roman" w:cs="Times New Roman"/>
-          <w:sz w:val="24"/>
-          <w:szCs w:val="24"/>
-        </w:rPr>
-      </w:pPr>
-    </w:p>
-    <w:p>
-      <w:pPr>
-        <w:pStyle w:val="NoSpacing"/>
-        <w:rPr>
-          <w:rFonts w:ascii="Times New Roman" w:hAnsi="Times New Roman" w:cs="Times New Roman"/>
-          <w:b/>
-          <w:bCs/>
-          <w:sz w:val="24"/>
-          <w:szCs w:val="24"/>
-        </w:rPr>
-      </w:pPr>
-      <w:r>
-        <w:rPr>
-          <w:rFonts w:ascii="Times New Roman" w:hAnsi="Times New Roman" w:cs="Times New Roman"/>
-          <w:b/>
-          <w:bCs/>
-          <w:sz w:val="24"/>
-          <w:szCs w:val="24"/>
-        </w:rPr>
-        <w:t>Late Work</w:t>
-      </w:r>
-    </w:p>
-    <w:p>
-      <w:pPr>
-        <w:pStyle w:val="NoSpacing"/>
-        <w:rPr>
-          <w:rFonts w:ascii="Times New Roman" w:hAnsi="Times New Roman" w:cs="Times New Roman"/>
-          <w:sz w:val="24"/>
-          <w:szCs w:val="24"/>
-        </w:rPr>
-      </w:pPr>
-    </w:p>
-    <w:p>
-      <w:pPr>
-        <w:pStyle w:val="NoSpacing"/>
-        <w:ind w:firstLine="720"/>
-        <w:rPr>
-          <w:rFonts w:ascii="Times New Roman" w:hAnsi="Times New Roman" w:cs="Times New Roman"/>
-          <w:sz w:val="24"/>
-          <w:szCs w:val="24"/>
-        </w:rPr>
-      </w:pPr>
-      <w:r>
-        <w:rPr>
-          <w:rFonts w:ascii="Times New Roman" w:hAnsi="Times New Roman" w:cs="Times New Roman"/>
-          <w:sz w:val="24"/>
-          <w:szCs w:val="24"/>
-        </w:rPr>
+        <w:lastRenderedPageBreak/>
         <w:t xml:space="preserve">You should turn in all assignments on Learning Suite before 11:59 pm on the due date indicated on the syllabus.  </w:t>
       </w:r>
       <w:r>
@@ -23324,71 +23289,24 @@
           <w:sz w:val="24"/>
           <w:szCs w:val="24"/>
         </w:rPr>
-        <w:t xml:space="preserve">11:59 on that date, </w:t>
-      </w:r>
-      <w:proofErr w:type="gramStart"/>
-      <w:r>
-        <w:rPr>
-          <w:rFonts w:ascii="Times New Roman" w:hAnsi="Times New Roman" w:cs="Times New Roman"/>
-          <w:sz w:val="24"/>
-          <w:szCs w:val="24"/>
-        </w:rPr>
-        <w:t>anything</w:t>
-      </w:r>
-      <w:proofErr w:type="gramEnd"/>
-      <w:r>
-        <w:rPr>
-          <w:rFonts w:ascii="Times New Roman" w:hAnsi="Times New Roman" w:cs="Times New Roman"/>
-          <w:sz w:val="24"/>
-          <w:szCs w:val="24"/>
-        </w:rPr>
-        <w:t xml:space="preserve"> </w:t>
-      </w:r>
-      <w:proofErr w:type="gramStart"/>
-      <w:r>
-        <w:rPr>
-          <w:rFonts w:ascii="Times New Roman" w:hAnsi="Times New Roman" w:cs="Times New Roman"/>
-          <w:sz w:val="24"/>
-          <w:szCs w:val="24"/>
-        </w:rPr>
-        <w:t>turned in—</w:t>
-      </w:r>
-      <w:proofErr w:type="gramEnd"/>
-      <w:r>
-        <w:rPr>
-          <w:rFonts w:ascii="Times New Roman" w:hAnsi="Times New Roman" w:cs="Times New Roman"/>
-          <w:b/>
-          <w:sz w:val="24"/>
-          <w:szCs w:val="24"/>
-        </w:rPr>
-        <w:t xml:space="preserve">regardless of the </w:t>
-      </w:r>
-      <w:proofErr w:type="gramStart"/>
-      <w:r>
-        <w:rPr>
-          <w:rFonts w:ascii="Times New Roman" w:hAnsi="Times New Roman" w:cs="Times New Roman"/>
-          <w:b/>
-          <w:sz w:val="24"/>
-          <w:szCs w:val="24"/>
-        </w:rPr>
-        <w:t>reason</w:t>
-      </w:r>
-      <w:r>
-        <w:rPr>
-          <w:rFonts w:ascii="Times New Roman" w:hAnsi="Times New Roman" w:cs="Times New Roman"/>
-          <w:sz w:val="24"/>
-          <w:szCs w:val="24"/>
-        </w:rPr>
-        <w:t>—</w:t>
-      </w:r>
-      <w:proofErr w:type="gramEnd"/>
-      <w:r>
-        <w:rPr>
-          <w:rFonts w:ascii="Times New Roman" w:hAnsi="Times New Roman" w:cs="Times New Roman"/>
-          <w:sz w:val="24"/>
-          <w:szCs w:val="24"/>
-        </w:rPr>
-        <w:t>will</w:t>
+        <w:t>11:59 on that date, anything turned in—</w:t>
+      </w:r>
+      <w:r>
+        <w:rPr>
+          <w:rFonts w:ascii="Times New Roman" w:hAnsi="Times New Roman" w:cs="Times New Roman"/>
+          <w:b/>
+          <w:sz w:val="24"/>
+          <w:szCs w:val="24"/>
+        </w:rPr>
+        <w:t>regardless of the reason</w:t>
+      </w:r>
+      <w:r>
+        <w:rPr>
+          <w:rFonts w:ascii="Times New Roman" w:hAnsi="Times New Roman" w:cs="Times New Roman"/>
+          <w:sz w:val="24"/>
+          <w:szCs w:val="24"/>
+        </w:rPr>
+        <w:t>—will</w:t>
       </w:r>
       <w:r>
         <w:rPr>
@@ -23449,25 +23367,7 @@
           <w:sz w:val="24"/>
           <w:szCs w:val="24"/>
         </w:rPr>
-        <w:t xml:space="preserve">There is no penalty for turning in </w:t>
-      </w:r>
-      <w:proofErr w:type="gramStart"/>
-      <w:r>
-        <w:rPr>
-          <w:rFonts w:ascii="Times New Roman" w:hAnsi="Times New Roman" w:cs="Times New Roman"/>
-          <w:sz w:val="24"/>
-          <w:szCs w:val="24"/>
-        </w:rPr>
-        <w:t>work</w:t>
-      </w:r>
-      <w:proofErr w:type="gramEnd"/>
-      <w:r>
-        <w:rPr>
-          <w:rFonts w:ascii="Times New Roman" w:hAnsi="Times New Roman" w:cs="Times New Roman"/>
-          <w:sz w:val="24"/>
-          <w:szCs w:val="24"/>
-        </w:rPr>
-        <w:t xml:space="preserve"> early.  </w:t>
+        <w:t xml:space="preserve">There is no penalty for turning in work early.  </w:t>
       </w:r>
     </w:p>
     <w:p>
@@ -23650,7 +23550,6 @@
           <w:sz w:val="24"/>
           <w:szCs w:val="24"/>
         </w:rPr>
-        <w:lastRenderedPageBreak/>
         <w:t xml:space="preserve">You are responsible for making sure the TAs record your scores on Learning Suite.  </w:t>
       </w:r>
       <w:r>
@@ -23701,7 +23600,6 @@
           <w:szCs w:val="24"/>
         </w:rPr>
       </w:pPr>
-      <w:proofErr w:type="gramStart"/>
       <w:r>
         <w:rPr>
           <w:rFonts w:ascii="Times New Roman" w:hAnsi="Times New Roman" w:cs="Times New Roman"/>
@@ -23711,70 +23609,34 @@
         </w:rPr>
         <w:t>Accommodations</w:t>
       </w:r>
-      <w:proofErr w:type="gramEnd"/>
-    </w:p>
-    <w:p>
-      <w:pPr>
-        <w:pStyle w:val="NoSpacing"/>
-        <w:rPr>
-          <w:rFonts w:ascii="Times New Roman" w:hAnsi="Times New Roman" w:cs="Times New Roman"/>
-          <w:sz w:val="24"/>
-          <w:szCs w:val="24"/>
-        </w:rPr>
-      </w:pPr>
-    </w:p>
-    <w:p>
-      <w:pPr>
-        <w:pStyle w:val="NoSpacing"/>
-        <w:rPr>
-          <w:rFonts w:ascii="Times New Roman" w:hAnsi="Times New Roman" w:cs="Times New Roman"/>
-          <w:sz w:val="24"/>
-          <w:szCs w:val="24"/>
-        </w:rPr>
-      </w:pPr>
-      <w:r>
-        <w:rPr>
-          <w:rFonts w:ascii="Times New Roman" w:hAnsi="Times New Roman" w:cs="Times New Roman"/>
-          <w:sz w:val="24"/>
-          <w:szCs w:val="24"/>
-        </w:rPr>
-        <w:tab/>
-      </w:r>
-      <w:proofErr w:type="gramStart"/>
-      <w:r>
-        <w:rPr>
-          <w:rFonts w:ascii="Times New Roman" w:hAnsi="Times New Roman" w:cs="Times New Roman"/>
-          <w:sz w:val="24"/>
-          <w:szCs w:val="24"/>
-        </w:rPr>
-        <w:t>Accommodations are</w:t>
-      </w:r>
-      <w:proofErr w:type="gramEnd"/>
-      <w:r>
-        <w:rPr>
-          <w:rFonts w:ascii="Times New Roman" w:hAnsi="Times New Roman" w:cs="Times New Roman"/>
-          <w:sz w:val="24"/>
-          <w:szCs w:val="24"/>
-        </w:rPr>
-        <w:t xml:space="preserve"> made for those with accommodations letters, student athletes and performers, and other students with emergencies or special circumstances.  Power Point slides are not used during lectures, so copies of slides are not an option.  If you need a </w:t>
-      </w:r>
-      <w:proofErr w:type="gramStart"/>
-      <w:r>
-        <w:rPr>
-          <w:rFonts w:ascii="Times New Roman" w:hAnsi="Times New Roman" w:cs="Times New Roman"/>
-          <w:sz w:val="24"/>
-          <w:szCs w:val="24"/>
-        </w:rPr>
-        <w:t>notetaker</w:t>
-      </w:r>
-      <w:proofErr w:type="gramEnd"/>
-      <w:r>
-        <w:rPr>
-          <w:rFonts w:ascii="Times New Roman" w:hAnsi="Times New Roman" w:cs="Times New Roman"/>
-          <w:sz w:val="24"/>
-          <w:szCs w:val="24"/>
-        </w:rPr>
-        <w:t xml:space="preserve">, please arrange for </w:t>
+    </w:p>
+    <w:p>
+      <w:pPr>
+        <w:pStyle w:val="NoSpacing"/>
+        <w:rPr>
+          <w:rFonts w:ascii="Times New Roman" w:hAnsi="Times New Roman" w:cs="Times New Roman"/>
+          <w:sz w:val="24"/>
+          <w:szCs w:val="24"/>
+        </w:rPr>
+      </w:pPr>
+    </w:p>
+    <w:p>
+      <w:pPr>
+        <w:pStyle w:val="NoSpacing"/>
+        <w:rPr>
+          <w:rFonts w:ascii="Times New Roman" w:hAnsi="Times New Roman" w:cs="Times New Roman"/>
+          <w:sz w:val="24"/>
+          <w:szCs w:val="24"/>
+        </w:rPr>
+      </w:pPr>
+      <w:r>
+        <w:rPr>
+          <w:rFonts w:ascii="Times New Roman" w:hAnsi="Times New Roman" w:cs="Times New Roman"/>
+          <w:sz w:val="24"/>
+          <w:szCs w:val="24"/>
+        </w:rPr>
+        <w:tab/>
+        <w:t xml:space="preserve">Accommodations are made for those with accommodations letters, student athletes and performers, and other students with emergencies or special circumstances.  Power Point slides are not used during lectures, so copies of slides are not an option.  If you need a notetaker, please arrange for </w:t>
       </w:r>
       <w:r>
         <w:rPr>
@@ -24000,25 +23862,7 @@
           <w:sz w:val="24"/>
           <w:szCs w:val="24"/>
         </w:rPr>
-        <w:t xml:space="preserve">Students with </w:t>
-      </w:r>
-      <w:proofErr w:type="gramStart"/>
-      <w:r>
-        <w:rPr>
-          <w:rFonts w:ascii="Times New Roman" w:hAnsi="Times New Roman" w:cs="Times New Roman"/>
-          <w:sz w:val="24"/>
-          <w:szCs w:val="24"/>
-        </w:rPr>
-        <w:t>accommodations</w:t>
-      </w:r>
-      <w:proofErr w:type="gramEnd"/>
-      <w:r>
-        <w:rPr>
-          <w:rFonts w:ascii="Times New Roman" w:hAnsi="Times New Roman" w:cs="Times New Roman"/>
-          <w:sz w:val="24"/>
-          <w:szCs w:val="24"/>
-        </w:rPr>
-        <w:t xml:space="preserve"> are given two extra days beyond due dates in the syllabus </w:t>
+        <w:t xml:space="preserve">Students with accommodations are given two extra days beyond due dates in the syllabus </w:t>
       </w:r>
       <w:r>
         <w:rPr>
@@ -24178,6 +24022,7 @@
           <w:sz w:val="24"/>
           <w:szCs w:val="24"/>
         </w:rPr>
+        <w:lastRenderedPageBreak/>
         <w:t xml:space="preserve">Tests are taken on Learning </w:t>
       </w:r>
       <w:proofErr w:type="gramStart"/>
@@ -24414,7 +24259,6 @@
           <w:sz w:val="24"/>
           <w:szCs w:val="24"/>
         </w:rPr>
-        <w:lastRenderedPageBreak/>
         <w:t>University policy requires any university employee in a teaching, managerial, or supervisory role to report incidents of sexual misconduct that come to their attention through various forms including face-to-face conversation, a written class assignment or paper, class discussion, email, text, or social media post</w:t>
       </w:r>
       <w:r>
@@ -24818,6 +24662,7 @@
           <w:sz w:val="24"/>
           <w:szCs w:val="24"/>
         </w:rPr>
+        <w:lastRenderedPageBreak/>
         <w:t>Preserve an inspiring environment, without distraction or disruption, where covenants are kept in a spirit of unity so the Holy Ghost can teach truth</w:t>
       </w:r>
     </w:p>
@@ -26115,7 +25960,7 @@
 </file>
 
 <file path=word/endnotes.xml><?xml version="1.0" encoding="utf-8"?>
-<w:endnotes xmlns:wpc="http://schemas.microsoft.com/office/word/2010/wordprocessingCanvas" xmlns:cx="http://schemas.microsoft.com/office/drawing/2014/chartex" xmlns:cx1="http://schemas.microsoft.com/office/drawing/2015/9/8/chartex" xmlns:cx2="http://schemas.microsoft.com/office/drawing/2015/10/21/chartex" xmlns:cx3="http://schemas.microsoft.com/office/drawing/2016/5/9/chartex" xmlns:cx4="http://schemas.microsoft.com/office/drawing/2016/5/10/chartex" xmlns:cx5="http://schemas.microsoft.com/office/drawing/2016/5/11/chartex" xmlns:cx6="http://schemas.microsoft.com/office/drawing/2016/5/12/chartex" xmlns:cx7="http://schemas.microsoft.com/office/drawing/2016/5/13/chartex" xmlns:cx8="http://schemas.microsoft.com/office/drawing/2016/5/14/chartex" xmlns:mc="http://schemas.openxmlformats.org/markup-compatibility/2006" xmlns:aink="http://schemas.microsoft.com/office/drawing/2016/ink" xmlns:am3d="http://schemas.microsoft.com/office/drawing/2017/model3d" xmlns:o="urn:schemas-microsoft-com:office:office" xmlns:oel="http://schemas.microsoft.com/office/2019/extlst" xmlns:r="http://schemas.openxmlformats.org/officeDocument/2006/relationships" xmlns:m="http://schemas.openxmlformats.org/officeDocument/2006/math" xmlns:v="urn:schemas-microsoft-com:vml" xmlns:wp14="http://schemas.microsoft.com/office/word/2010/wordprocessingDrawing" xmlns:wp="http://schemas.openxmlformats.org/drawingml/2006/wordprocessingDrawing" xmlns:w10="urn:schemas-microsoft-com:office:word" xmlns:w="http://schemas.openxmlformats.org/wordprocessingml/2006/main" xmlns:w14="http://schemas.microsoft.com/office/word/2010/wordml" xmlns:w15="http://schemas.microsoft.com/office/word/2012/wordml" xmlns:w16cei="http://schemas.microsoft.com/office/word/2026/wordml/cei" xmlns:w16cex="http://schemas.microsoft.com/office/word/2018/wordml/cex" xmlns:w16cid="http://schemas.microsoft.com/office/word/2016/wordml/cid" xmlns:w16="http://schemas.microsoft.com/office/word/2018/wordml" xmlns:w16du="http://schemas.microsoft.com/office/word/2023/wordml/word16du" xmlns:w16sdtdh="http://schemas.microsoft.com/office/word/2020/wordml/sdtdatahash" xmlns:w16sdtfl="http://schemas.microsoft.com/office/word/2024/wordml/sdtformatlock" xmlns:w16se="http://schemas.microsoft.com/office/word/2015/wordml/symex" xmlns:wpg="http://schemas.microsoft.com/office/word/2010/wordprocessingGroup" xmlns:wpi="http://schemas.microsoft.com/office/word/2010/wordprocessingInk" xmlns:wne="http://schemas.microsoft.com/office/word/2006/wordml" xmlns:wps="http://schemas.microsoft.com/office/word/2010/wordprocessingShape" mc:Ignorable="w14 w15 w16se w16cid w16 w16cex w16sdtdh w16sdtfl w16du wp14">
+<w:endnotes xmlns:wpc="http://schemas.microsoft.com/office/word/2010/wordprocessingCanvas" xmlns:cx="http://schemas.microsoft.com/office/drawing/2014/chartex" xmlns:cx1="http://schemas.microsoft.com/office/drawing/2015/9/8/chartex" xmlns:cx2="http://schemas.microsoft.com/office/drawing/2015/10/21/chartex" xmlns:cx3="http://schemas.microsoft.com/office/drawing/2016/5/9/chartex" xmlns:cx4="http://schemas.microsoft.com/office/drawing/2016/5/10/chartex" xmlns:cx5="http://schemas.microsoft.com/office/drawing/2016/5/11/chartex" xmlns:cx6="http://schemas.microsoft.com/office/drawing/2016/5/12/chartex" xmlns:cx7="http://schemas.microsoft.com/office/drawing/2016/5/13/chartex" xmlns:cx8="http://schemas.microsoft.com/office/drawing/2016/5/14/chartex" xmlns:mc="http://schemas.openxmlformats.org/markup-compatibility/2006" xmlns:m="http://schemas.openxmlformats.org/officeDocument/2006/math" xmlns:aink="http://schemas.microsoft.com/office/drawing/2016/ink" xmlns:am3d="http://schemas.microsoft.com/office/drawing/2017/model3d" xmlns:oel="http://schemas.microsoft.com/office/2019/extlst" xmlns:r="http://schemas.openxmlformats.org/officeDocument/2006/relationships" xmlns:wp14="http://schemas.microsoft.com/office/word/2010/wordprocessingDrawing" xmlns:wp="http://schemas.openxmlformats.org/drawingml/2006/wordprocessingDrawing" xmlns:wpg="http://schemas.microsoft.com/office/word/2010/wordprocessingGroup" xmlns:wpi="http://schemas.microsoft.com/office/word/2010/wordprocessingInk" xmlns:wps="http://schemas.microsoft.com/office/word/2010/wordprocessingShape" xmlns:o="urn:schemas-microsoft-com:office:office" xmlns:v="urn:schemas-microsoft-com:vml" xmlns:w10="urn:schemas-microsoft-com:office:word" xmlns:w="http://schemas.openxmlformats.org/wordprocessingml/2006/main" xmlns:w14="http://schemas.microsoft.com/office/word/2010/wordml" xmlns:w15="http://schemas.microsoft.com/office/word/2012/wordml" xmlns:w16cex="http://schemas.microsoft.com/office/word/2018/wordml/cex" xmlns:w16cid="http://schemas.microsoft.com/office/word/2016/wordml/cid" xmlns:w16="http://schemas.microsoft.com/office/word/2018/wordml" xmlns:w16sdtdh="http://schemas.microsoft.com/office/word/2020/wordml/sdtdatahash" xmlns:w16sdtfl="http://schemas.microsoft.com/office/word/2024/wordml/sdtformatlock" xmlns:w16se="http://schemas.microsoft.com/office/word/2015/wordml/symex" xmlns:w16du="http://schemas.microsoft.com/office/word/2023/wordml/word16du" xmlns:wne="http://schemas.microsoft.com/office/word/2006/wordml" mc:Ignorable="w14 w15 w16se w16cid w16 w16cex w16sdtdh w16sdtfl w16du wp14">
   <w:endnote w:type="separator" w:id="-1">
     <w:p>
       <w:pPr>
@@ -26140,7 +25985,7 @@
 </file>
 
 <file path=word/footnotes.xml><?xml version="1.0" encoding="utf-8"?>
-<w:footnotes xmlns:wpc="http://schemas.microsoft.com/office/word/2010/wordprocessingCanvas" xmlns:cx="http://schemas.microsoft.com/office/drawing/2014/chartex" xmlns:cx1="http://schemas.microsoft.com/office/drawing/2015/9/8/chartex" xmlns:cx2="http://schemas.microsoft.com/office/drawing/2015/10/21/chartex" xmlns:cx3="http://schemas.microsoft.com/office/drawing/2016/5/9/chartex" xmlns:cx4="http://schemas.microsoft.com/office/drawing/2016/5/10/chartex" xmlns:cx5="http://schemas.microsoft.com/office/drawing/2016/5/11/chartex" xmlns:cx6="http://schemas.microsoft.com/office/drawing/2016/5/12/chartex" xmlns:cx7="http://schemas.microsoft.com/office/drawing/2016/5/13/chartex" xmlns:cx8="http://schemas.microsoft.com/office/drawing/2016/5/14/chartex" xmlns:mc="http://schemas.openxmlformats.org/markup-compatibility/2006" xmlns:aink="http://schemas.microsoft.com/office/drawing/2016/ink" xmlns:am3d="http://schemas.microsoft.com/office/drawing/2017/model3d" xmlns:o="urn:schemas-microsoft-com:office:office" xmlns:oel="http://schemas.microsoft.com/office/2019/extlst" xmlns:r="http://schemas.openxmlformats.org/officeDocument/2006/relationships" xmlns:m="http://schemas.openxmlformats.org/officeDocument/2006/math" xmlns:v="urn:schemas-microsoft-com:vml" xmlns:wp14="http://schemas.microsoft.com/office/word/2010/wordprocessingDrawing" xmlns:wp="http://schemas.openxmlformats.org/drawingml/2006/wordprocessingDrawing" xmlns:w10="urn:schemas-microsoft-com:office:word" xmlns:w="http://schemas.openxmlformats.org/wordprocessingml/2006/main" xmlns:w14="http://schemas.microsoft.com/office/word/2010/wordml" xmlns:w15="http://schemas.microsoft.com/office/word/2012/wordml" xmlns:w16cei="http://schemas.microsoft.com/office/word/2026/wordml/cei" xmlns:w16cex="http://schemas.microsoft.com/office/word/2018/wordml/cex" xmlns:w16cid="http://schemas.microsoft.com/office/word/2016/wordml/cid" xmlns:w16="http://schemas.microsoft.com/office/word/2018/wordml" xmlns:w16du="http://schemas.microsoft.com/office/word/2023/wordml/word16du" xmlns:w16sdtdh="http://schemas.microsoft.com/office/word/2020/wordml/sdtdatahash" xmlns:w16sdtfl="http://schemas.microsoft.com/office/word/2024/wordml/sdtformatlock" xmlns:w16se="http://schemas.microsoft.com/office/word/2015/wordml/symex" xmlns:wpg="http://schemas.microsoft.com/office/word/2010/wordprocessingGroup" xmlns:wpi="http://schemas.microsoft.com/office/word/2010/wordprocessingInk" xmlns:wne="http://schemas.microsoft.com/office/word/2006/wordml" xmlns:wps="http://schemas.microsoft.com/office/word/2010/wordprocessingShape" mc:Ignorable="w14 w15 w16se w16cid w16 w16cex w16sdtdh w16sdtfl w16du wp14">
+<w:footnotes xmlns:wpc="http://schemas.microsoft.com/office/word/2010/wordprocessingCanvas" xmlns:cx="http://schemas.microsoft.com/office/drawing/2014/chartex" xmlns:cx1="http://schemas.microsoft.com/office/drawing/2015/9/8/chartex" xmlns:cx2="http://schemas.microsoft.com/office/drawing/2015/10/21/chartex" xmlns:cx3="http://schemas.microsoft.com/office/drawing/2016/5/9/chartex" xmlns:cx4="http://schemas.microsoft.com/office/drawing/2016/5/10/chartex" xmlns:cx5="http://schemas.microsoft.com/office/drawing/2016/5/11/chartex" xmlns:cx6="http://schemas.microsoft.com/office/drawing/2016/5/12/chartex" xmlns:cx7="http://schemas.microsoft.com/office/drawing/2016/5/13/chartex" xmlns:cx8="http://schemas.microsoft.com/office/drawing/2016/5/14/chartex" xmlns:mc="http://schemas.openxmlformats.org/markup-compatibility/2006" xmlns:m="http://schemas.openxmlformats.org/officeDocument/2006/math" xmlns:aink="http://schemas.microsoft.com/office/drawing/2016/ink" xmlns:am3d="http://schemas.microsoft.com/office/drawing/2017/model3d" xmlns:oel="http://schemas.microsoft.com/office/2019/extlst" xmlns:r="http://schemas.openxmlformats.org/officeDocument/2006/relationships" xmlns:wp14="http://schemas.microsoft.com/office/word/2010/wordprocessingDrawing" xmlns:wp="http://schemas.openxmlformats.org/drawingml/2006/wordprocessingDrawing" xmlns:wpg="http://schemas.microsoft.com/office/word/2010/wordprocessingGroup" xmlns:wpi="http://schemas.microsoft.com/office/word/2010/wordprocessingInk" xmlns:wps="http://schemas.microsoft.com/office/word/2010/wordprocessingShape" xmlns:o="urn:schemas-microsoft-com:office:office" xmlns:v="urn:schemas-microsoft-com:vml" xmlns:w10="urn:schemas-microsoft-com:office:word" xmlns:w="http://schemas.openxmlformats.org/wordprocessingml/2006/main" xmlns:w14="http://schemas.microsoft.com/office/word/2010/wordml" xmlns:w15="http://schemas.microsoft.com/office/word/2012/wordml" xmlns:w16cex="http://schemas.microsoft.com/office/word/2018/wordml/cex" xmlns:w16cid="http://schemas.microsoft.com/office/word/2016/wordml/cid" xmlns:w16="http://schemas.microsoft.com/office/word/2018/wordml" xmlns:w16sdtdh="http://schemas.microsoft.com/office/word/2020/wordml/sdtdatahash" xmlns:w16sdtfl="http://schemas.microsoft.com/office/word/2024/wordml/sdtformatlock" xmlns:w16se="http://schemas.microsoft.com/office/word/2015/wordml/symex" xmlns:w16du="http://schemas.microsoft.com/office/word/2023/wordml/word16du" xmlns:wne="http://schemas.microsoft.com/office/word/2006/wordml" mc:Ignorable="w14 w15 w16se w16cid w16 w16cex w16sdtdh w16sdtfl w16du wp14">
   <w:footnote w:type="separator" w:id="-1">
     <w:p>
       <w:pPr>
@@ -26165,7 +26010,7 @@
 </file>
 
 <file path=word/header1.xml><?xml version="1.0" encoding="utf-8"?>
-<w:hdr xmlns:wpc="http://schemas.microsoft.com/office/word/2010/wordprocessingCanvas" xmlns:cx="http://schemas.microsoft.com/office/drawing/2014/chartex" xmlns:cx1="http://schemas.microsoft.com/office/drawing/2015/9/8/chartex" xmlns:cx2="http://schemas.microsoft.com/office/drawing/2015/10/21/chartex" xmlns:cx3="http://schemas.microsoft.com/office/drawing/2016/5/9/chartex" xmlns:cx4="http://schemas.microsoft.com/office/drawing/2016/5/10/chartex" xmlns:cx5="http://schemas.microsoft.com/office/drawing/2016/5/11/chartex" xmlns:cx6="http://schemas.microsoft.com/office/drawing/2016/5/12/chartex" xmlns:cx7="http://schemas.microsoft.com/office/drawing/2016/5/13/chartex" xmlns:cx8="http://schemas.microsoft.com/office/drawing/2016/5/14/chartex" xmlns:mc="http://schemas.openxmlformats.org/markup-compatibility/2006" xmlns:aink="http://schemas.microsoft.com/office/drawing/2016/ink" xmlns:am3d="http://schemas.microsoft.com/office/drawing/2017/model3d" xmlns:o="urn:schemas-microsoft-com:office:office" xmlns:oel="http://schemas.microsoft.com/office/2019/extlst" xmlns:r="http://schemas.openxmlformats.org/officeDocument/2006/relationships" xmlns:m="http://schemas.openxmlformats.org/officeDocument/2006/math" xmlns:v="urn:schemas-microsoft-com:vml" xmlns:wp14="http://schemas.microsoft.com/office/word/2010/wordprocessingDrawing" xmlns:wp="http://schemas.openxmlformats.org/drawingml/2006/wordprocessingDrawing" xmlns:w10="urn:schemas-microsoft-com:office:word" xmlns:w="http://schemas.openxmlformats.org/wordprocessingml/2006/main" xmlns:w14="http://schemas.microsoft.com/office/word/2010/wordml" xmlns:w15="http://schemas.microsoft.com/office/word/2012/wordml" xmlns:w16cei="http://schemas.microsoft.com/office/word/2026/wordml/cei" xmlns:w16cex="http://schemas.microsoft.com/office/word/2018/wordml/cex" xmlns:w16cid="http://schemas.microsoft.com/office/word/2016/wordml/cid" xmlns:w16="http://schemas.microsoft.com/office/word/2018/wordml" xmlns:w16du="http://schemas.microsoft.com/office/word/2023/wordml/word16du" xmlns:w16sdtdh="http://schemas.microsoft.com/office/word/2020/wordml/sdtdatahash" xmlns:w16sdtfl="http://schemas.microsoft.com/office/word/2024/wordml/sdtformatlock" xmlns:w16se="http://schemas.microsoft.com/office/word/2015/wordml/symex" xmlns:wpg="http://schemas.microsoft.com/office/word/2010/wordprocessingGroup" xmlns:wpi="http://schemas.microsoft.com/office/word/2010/wordprocessingInk" xmlns:wne="http://schemas.microsoft.com/office/word/2006/wordml" xmlns:wps="http://schemas.microsoft.com/office/word/2010/wordprocessingShape" mc:Ignorable="w14 w15 w16se w16cid w16 w16cex w16sdtdh w16sdtfl w16du wp14">
+<w:hdr xmlns:wpc="http://schemas.microsoft.com/office/word/2010/wordprocessingCanvas" xmlns:cx="http://schemas.microsoft.com/office/drawing/2014/chartex" xmlns:cx1="http://schemas.microsoft.com/office/drawing/2015/9/8/chartex" xmlns:cx2="http://schemas.microsoft.com/office/drawing/2015/10/21/chartex" xmlns:cx3="http://schemas.microsoft.com/office/drawing/2016/5/9/chartex" xmlns:cx4="http://schemas.microsoft.com/office/drawing/2016/5/10/chartex" xmlns:cx5="http://schemas.microsoft.com/office/drawing/2016/5/11/chartex" xmlns:cx6="http://schemas.microsoft.com/office/drawing/2016/5/12/chartex" xmlns:cx7="http://schemas.microsoft.com/office/drawing/2016/5/13/chartex" xmlns:cx8="http://schemas.microsoft.com/office/drawing/2016/5/14/chartex" xmlns:mc="http://schemas.openxmlformats.org/markup-compatibility/2006" xmlns:m="http://schemas.openxmlformats.org/officeDocument/2006/math" xmlns:aink="http://schemas.microsoft.com/office/drawing/2016/ink" xmlns:am3d="http://schemas.microsoft.com/office/drawing/2017/model3d" xmlns:oel="http://schemas.microsoft.com/office/2019/extlst" xmlns:r="http://schemas.openxmlformats.org/officeDocument/2006/relationships" xmlns:wp14="http://schemas.microsoft.com/office/word/2010/wordprocessingDrawing" xmlns:wp="http://schemas.openxmlformats.org/drawingml/2006/wordprocessingDrawing" xmlns:wpg="http://schemas.microsoft.com/office/word/2010/wordprocessingGroup" xmlns:wpi="http://schemas.microsoft.com/office/word/2010/wordprocessingInk" xmlns:wps="http://schemas.microsoft.com/office/word/2010/wordprocessingShape" xmlns:o="urn:schemas-microsoft-com:office:office" xmlns:v="urn:schemas-microsoft-com:vml" xmlns:w10="urn:schemas-microsoft-com:office:word" xmlns:w="http://schemas.openxmlformats.org/wordprocessingml/2006/main" xmlns:w14="http://schemas.microsoft.com/office/word/2010/wordml" xmlns:w15="http://schemas.microsoft.com/office/word/2012/wordml" xmlns:w16cex="http://schemas.microsoft.com/office/word/2018/wordml/cex" xmlns:w16cid="http://schemas.microsoft.com/office/word/2016/wordml/cid" xmlns:w16="http://schemas.microsoft.com/office/word/2018/wordml" xmlns:w16sdtdh="http://schemas.microsoft.com/office/word/2020/wordml/sdtdatahash" xmlns:w16sdtfl="http://schemas.microsoft.com/office/word/2024/wordml/sdtformatlock" xmlns:w16se="http://schemas.microsoft.com/office/word/2015/wordml/symex" xmlns:w16du="http://schemas.microsoft.com/office/word/2023/wordml/word16du" xmlns:wne="http://schemas.microsoft.com/office/word/2006/wordml" mc:Ignorable="w14 w15 w16se w16cid w16 w16cex w16sdtdh w16sdtfl w16du wp14">
   <w:sdt>
     <w:sdtPr>
       <w:id w:val="1417445863"/>
@@ -26218,7 +26063,7 @@
 </file>
 
 <file path=word/numbering.xml><?xml version="1.0" encoding="utf-8"?>
-<w:numbering xmlns:wpc="http://schemas.microsoft.com/office/word/2010/wordprocessingCanvas" xmlns:cx="http://schemas.microsoft.com/office/drawing/2014/chartex" xmlns:cx1="http://schemas.microsoft.com/office/drawing/2015/9/8/chartex" xmlns:cx2="http://schemas.microsoft.com/office/drawing/2015/10/21/chartex" xmlns:cx3="http://schemas.microsoft.com/office/drawing/2016/5/9/chartex" xmlns:cx4="http://schemas.microsoft.com/office/drawing/2016/5/10/chartex" xmlns:cx5="http://schemas.microsoft.com/office/drawing/2016/5/11/chartex" xmlns:cx6="http://schemas.microsoft.com/office/drawing/2016/5/12/chartex" xmlns:cx7="http://schemas.microsoft.com/office/drawing/2016/5/13/chartex" xmlns:cx8="http://schemas.microsoft.com/office/drawing/2016/5/14/chartex" xmlns:mc="http://schemas.openxmlformats.org/markup-compatibility/2006" xmlns:aink="http://schemas.microsoft.com/office/drawing/2016/ink" xmlns:am3d="http://schemas.microsoft.com/office/drawing/2017/model3d" xmlns:o="urn:schemas-microsoft-com:office:office" xmlns:oel="http://schemas.microsoft.com/office/2019/extlst" xmlns:r="http://schemas.openxmlformats.org/officeDocument/2006/relationships" xmlns:m="http://schemas.openxmlformats.org/officeDocument/2006/math" xmlns:v="urn:schemas-microsoft-com:vml" xmlns:wp14="http://schemas.microsoft.com/office/word/2010/wordprocessingDrawing" xmlns:wp="http://schemas.openxmlformats.org/drawingml/2006/wordprocessingDrawing" xmlns:w10="urn:schemas-microsoft-com:office:word" xmlns:w="http://schemas.openxmlformats.org/wordprocessingml/2006/main" xmlns:w14="http://schemas.microsoft.com/office/word/2010/wordml" xmlns:w15="http://schemas.microsoft.com/office/word/2012/wordml" xmlns:w16cei="http://schemas.microsoft.com/office/word/2026/wordml/cei" xmlns:w16cex="http://schemas.microsoft.com/office/word/2018/wordml/cex" xmlns:w16cid="http://schemas.microsoft.com/office/word/2016/wordml/cid" xmlns:w16="http://schemas.microsoft.com/office/word/2018/wordml" xmlns:w16du="http://schemas.microsoft.com/office/word/2023/wordml/word16du" xmlns:w16sdtdh="http://schemas.microsoft.com/office/word/2020/wordml/sdtdatahash" xmlns:w16sdtfl="http://schemas.microsoft.com/office/word/2024/wordml/sdtformatlock" xmlns:w16se="http://schemas.microsoft.com/office/word/2015/wordml/symex" xmlns:wpg="http://schemas.microsoft.com/office/word/2010/wordprocessingGroup" xmlns:wpi="http://schemas.microsoft.com/office/word/2010/wordprocessingInk" xmlns:wne="http://schemas.microsoft.com/office/word/2006/wordml" xmlns:wps="http://schemas.microsoft.com/office/word/2010/wordprocessingShape" mc:Ignorable="w14 w15 w16se w16cid w16 w16cex w16sdtdh w16sdtfl w16du wp14">
+<w:numbering xmlns:wpc="http://schemas.microsoft.com/office/word/2010/wordprocessingCanvas" xmlns:cx="http://schemas.microsoft.com/office/drawing/2014/chartex" xmlns:cx1="http://schemas.microsoft.com/office/drawing/2015/9/8/chartex" xmlns:cx2="http://schemas.microsoft.com/office/drawing/2015/10/21/chartex" xmlns:cx3="http://schemas.microsoft.com/office/drawing/2016/5/9/chartex" xmlns:cx4="http://schemas.microsoft.com/office/drawing/2016/5/10/chartex" xmlns:cx5="http://schemas.microsoft.com/office/drawing/2016/5/11/chartex" xmlns:cx6="http://schemas.microsoft.com/office/drawing/2016/5/12/chartex" xmlns:cx7="http://schemas.microsoft.com/office/drawing/2016/5/13/chartex" xmlns:cx8="http://schemas.microsoft.com/office/drawing/2016/5/14/chartex" xmlns:mc="http://schemas.openxmlformats.org/markup-compatibility/2006" xmlns:m="http://schemas.openxmlformats.org/officeDocument/2006/math" xmlns:aink="http://schemas.microsoft.com/office/drawing/2016/ink" xmlns:am3d="http://schemas.microsoft.com/office/drawing/2017/model3d" xmlns:oel="http://schemas.microsoft.com/office/2019/extlst" xmlns:r="http://schemas.openxmlformats.org/officeDocument/2006/relationships" xmlns:wp14="http://schemas.microsoft.com/office/word/2010/wordprocessingDrawing" xmlns:wp="http://schemas.openxmlformats.org/drawingml/2006/wordprocessingDrawing" xmlns:wpg="http://schemas.microsoft.com/office/word/2010/wordprocessingGroup" xmlns:wpi="http://schemas.microsoft.com/office/word/2010/wordprocessingInk" xmlns:wps="http://schemas.microsoft.com/office/word/2010/wordprocessingShape" xmlns:o="urn:schemas-microsoft-com:office:office" xmlns:v="urn:schemas-microsoft-com:vml" xmlns:w10="urn:schemas-microsoft-com:office:word" xmlns:w="http://schemas.openxmlformats.org/wordprocessingml/2006/main" xmlns:w14="http://schemas.microsoft.com/office/word/2010/wordml" xmlns:w15="http://schemas.microsoft.com/office/word/2012/wordml" xmlns:w16cex="http://schemas.microsoft.com/office/word/2018/wordml/cex" xmlns:w16cid="http://schemas.microsoft.com/office/word/2016/wordml/cid" xmlns:w16="http://schemas.microsoft.com/office/word/2018/wordml" xmlns:w16sdtdh="http://schemas.microsoft.com/office/word/2020/wordml/sdtdatahash" xmlns:w16sdtfl="http://schemas.microsoft.com/office/word/2024/wordml/sdtformatlock" xmlns:w16se="http://schemas.microsoft.com/office/word/2015/wordml/symex" xmlns:w16du="http://schemas.microsoft.com/office/word/2023/wordml/word16du" xmlns:wne="http://schemas.microsoft.com/office/word/2006/wordml" mc:Ignorable="w14 w15 w16se w16cid w16 w16cex w16sdtdh w16sdtfl w16du wp14">
   <w:abstractNum w:abstractNumId="0" w15:restartNumberingAfterBreak="0">
     <w:nsid w:val="0114193E"/>
     <w:multiLevelType w:val="hybridMultilevel"/>
@@ -28663,7 +28508,7 @@
 </file>
 
 <file path=word/styles.xml><?xml version="1.0" encoding="utf-8"?>
-<w:styles xmlns:mc="http://schemas.openxmlformats.org/markup-compatibility/2006" xmlns:r="http://schemas.openxmlformats.org/officeDocument/2006/relationships" xmlns:w="http://schemas.openxmlformats.org/wordprocessingml/2006/main" xmlns:w14="http://schemas.microsoft.com/office/word/2010/wordml" xmlns:w15="http://schemas.microsoft.com/office/word/2012/wordml" xmlns:w16cex="http://schemas.microsoft.com/office/word/2018/wordml/cex" xmlns:w16cid="http://schemas.microsoft.com/office/word/2016/wordml/cid" xmlns:w16="http://schemas.microsoft.com/office/word/2018/wordml" xmlns:w16du="http://schemas.microsoft.com/office/word/2023/wordml/word16du" xmlns:w16sdtdh="http://schemas.microsoft.com/office/word/2020/wordml/sdtdatahash" xmlns:w16sdtfl="http://schemas.microsoft.com/office/word/2024/wordml/sdtformatlock" xmlns:w16se="http://schemas.microsoft.com/office/word/2015/wordml/symex" mc:Ignorable="w14 w15 w16se w16cid w16 w16cex w16sdtdh w16sdtfl w16du">
+<w:styles xmlns:mc="http://schemas.openxmlformats.org/markup-compatibility/2006" xmlns:r="http://schemas.openxmlformats.org/officeDocument/2006/relationships" xmlns:w="http://schemas.openxmlformats.org/wordprocessingml/2006/main" xmlns:w14="http://schemas.microsoft.com/office/word/2010/wordml" xmlns:w15="http://schemas.microsoft.com/office/word/2012/wordml" xmlns:w16cex="http://schemas.microsoft.com/office/word/2018/wordml/cex" xmlns:w16cid="http://schemas.microsoft.com/office/word/2016/wordml/cid" xmlns:w16="http://schemas.microsoft.com/office/word/2018/wordml" xmlns:w16sdtdh="http://schemas.microsoft.com/office/word/2020/wordml/sdtdatahash" xmlns:w16sdtfl="http://schemas.microsoft.com/office/word/2024/wordml/sdtformatlock" xmlns:w16se="http://schemas.microsoft.com/office/word/2015/wordml/symex" xmlns:w16du="http://schemas.microsoft.com/office/word/2023/wordml/word16du" mc:Ignorable="w14 w15 w16se w16cid w16 w16cex w16sdtdh w16sdtfl w16du">
   <w:docDefaults>
     <w:rPrDefault>
       <w:rPr>
